--- a/San_Pham/De_Cuong_KHTN_6_On_Tap_GK1_HocSinh.docx
+++ b/San_Pham/De_Cuong_KHTN_6_On_Tap_GK1_HocSinh.docx
@@ -2,123 +2,96 @@
 <file path=word/document.xml><?xml version="1.0" encoding="utf-8"?>
 <w:document xmlns:wpc="http://schemas.microsoft.com/office/word/2010/wordprocessingCanvas" xmlns:mo="http://schemas.microsoft.com/office/mac/office/2008/main" xmlns:mc="http://schemas.openxmlformats.org/markup-compatibility/2006" xmlns:mv="urn:schemas-microsoft-com:mac:vml" xmlns:o="urn:schemas-microsoft-com:office:office" xmlns:r="http://schemas.openxmlformats.org/officeDocument/2006/relationships" xmlns:m="http://schemas.openxmlformats.org/officeDocument/2006/math" xmlns:v="urn:schemas-microsoft-com:vml" xmlns:wp14="http://schemas.microsoft.com/office/word/2010/wordprocessingDrawing" xmlns:wp="http://schemas.openxmlformats.org/drawingml/2006/wordprocessingDrawing" xmlns:w10="urn:schemas-microsoft-com:office:word" xmlns:w="http://schemas.openxmlformats.org/wordprocessingml/2006/main" xmlns:w14="http://schemas.microsoft.com/office/word/2010/wordml" xmlns:wpg="http://schemas.microsoft.com/office/word/2010/wordprocessingGroup" xmlns:wpi="http://schemas.microsoft.com/office/word/2010/wordprocessingInk" xmlns:wne="http://schemas.microsoft.com/office/word/2006/wordml" xmlns:wps="http://schemas.microsoft.com/office/word/2010/wordprocessingShape" mc:Ignorable="w14 wp14">
   <w:body>
-    <w:tbl>
-      <w:tblPr>
-        <w:tblW w:type="auto" w:w="0"/>
-        <w:jc w:val="center"/>
-        <w:tblLook w:firstColumn="1" w:firstRow="1" w:lastColumn="0" w:lastRow="0" w:noHBand="0" w:noVBand="1" w:val="04A0"/>
-      </w:tblPr>
-      <w:tblGrid>
-        <w:gridCol w:w="5103"/>
-        <w:gridCol w:w="5103"/>
-      </w:tblGrid>
-      <w:tr>
-        <w:tc>
-          <w:tcPr>
-            <w:tcW w:type="dxa" w:w="4535"/>
-          </w:tcPr>
-          <w:p>
-            <w:pPr>
-              <w:spacing w:before="0" w:after="20"/>
-              <w:jc w:val="center"/>
-            </w:pPr>
-            <w:r>
-              <w:rPr>
-                <w:rFonts w:ascii="Times New Roman" w:hAnsi="Times New Roman"/>
-                <w:b/>
-                <w:i w:val="0"/>
-                <w:sz w:val="21"/>
-              </w:rPr>
-              <w:t>TRƯỜNG TRUNG HỌC CƠ SỞ</w:t>
-            </w:r>
-          </w:p>
-          <w:p>
-            <w:pPr>
-              <w:spacing w:before="0" w:after="20"/>
-              <w:jc w:val="center"/>
-            </w:pPr>
-            <w:r>
-              <w:rPr>
-                <w:rFonts w:ascii="Times New Roman" w:hAnsi="Times New Roman"/>
-                <w:b/>
-                <w:i w:val="0"/>
-                <w:sz w:val="20"/>
-              </w:rPr>
-              <w:t>NĂM HỌC 2026 - 2027</w:t>
-            </w:r>
-          </w:p>
-          <w:p>
-            <w:pPr>
-              <w:spacing w:before="0" w:after="0"/>
-              <w:jc w:val="center"/>
-            </w:pPr>
-            <w:r>
-              <w:rPr>
-                <w:rFonts w:ascii="Times New Roman" w:hAnsi="Times New Roman"/>
-                <w:b w:val="0"/>
-                <w:i/>
-                <w:sz w:val="19"/>
-              </w:rPr>
-              <w:t>ĐỀ CƯƠNG ÔN TẬP CHÍNH THỨC</w:t>
-            </w:r>
-          </w:p>
-        </w:tc>
-        <w:tc>
-          <w:tcPr>
-            <w:tcW w:type="dxa" w:w="5669"/>
-          </w:tcPr>
-          <w:p>
-            <w:pPr>
-              <w:spacing w:before="0" w:after="20"/>
-              <w:jc w:val="center"/>
-            </w:pPr>
-            <w:r>
-              <w:rPr>
-                <w:rFonts w:ascii="Times New Roman" w:hAnsi="Times New Roman"/>
-                <w:b/>
-                <w:i w:val="0"/>
-                <w:sz w:val="22"/>
-              </w:rPr>
-              <w:t>ĐỀ CƯƠNG ÔN TẬP KIỂM TRA GIỮA KÌ I</w:t>
-            </w:r>
-          </w:p>
-          <w:p>
-            <w:pPr>
-              <w:spacing w:before="0" w:after="20"/>
-              <w:jc w:val="center"/>
-            </w:pPr>
-            <w:r>
-              <w:rPr>
-                <w:rFonts w:ascii="Times New Roman" w:hAnsi="Times New Roman"/>
-                <w:b/>
-                <w:i w:val="0"/>
-                <w:color w:val="2E7D32"/>
-                <w:sz w:val="24"/>
-              </w:rPr>
-              <w:t>MÔN: KHOA HỌC TỰ NHIÊN 6</w:t>
-            </w:r>
-          </w:p>
-          <w:p>
-            <w:pPr>
-              <w:spacing w:before="0" w:after="0"/>
-              <w:jc w:val="center"/>
-            </w:pPr>
-            <w:r>
-              <w:rPr>
-                <w:rFonts w:ascii="Times New Roman" w:hAnsi="Times New Roman"/>
-                <w:b w:val="0"/>
-                <w:i/>
-                <w:sz w:val="19"/>
-              </w:rPr>
-              <w:t>(Gồm 3 phân môn: Vật lý - Hoá học - Sinh học)</w:t>
-            </w:r>
-          </w:p>
-        </w:tc>
-      </w:tr>
-    </w:tbl>
     <w:p>
       <w:pPr>
-        <w:spacing w:before="80" w:after="60"/>
+        <w:tabs>
+          <w:tab w:pos="10205" w:val="right"/>
+        </w:tabs>
+        <w:spacing w:before="0" w:after="30"/>
+      </w:pPr>
+      <w:r>
+        <w:rPr>
+          <w:rFonts w:ascii="Times New Roman" w:hAnsi="Times New Roman"/>
+          <w:b/>
+          <w:i w:val="0"/>
+          <w:sz w:val="20"/>
+        </w:rPr>
+        <w:t>TRƯỜNG TRUNG HỌC CƠ SỞ</w:t>
+      </w:r>
+      <w:r>
+        <w:tab/>
+      </w:r>
+      <w:r>
+        <w:rPr>
+          <w:rFonts w:ascii="Times New Roman" w:hAnsi="Times New Roman"/>
+          <w:b/>
+          <w:i w:val="0"/>
+          <w:sz w:val="22"/>
+        </w:rPr>
+        <w:t>ĐỀ CƯƠNG ÔN TẬP KIỂM TRA GIỮA KÌ I - NĂM HỌC 2026 - 2027</w:t>
+      </w:r>
+    </w:p>
+    <w:p>
+      <w:pPr>
+        <w:tabs>
+          <w:tab w:pos="10205" w:val="right"/>
+        </w:tabs>
+        <w:spacing w:before="0" w:after="30"/>
+      </w:pPr>
+      <w:r>
+        <w:rPr>
+          <w:rFonts w:ascii="Times New Roman" w:hAnsi="Times New Roman"/>
+          <w:b/>
+          <w:i w:val="0"/>
+          <w:sz w:val="21"/>
+        </w:rPr>
+        <w:t>ĐỀ CHÍNH THỨC</w:t>
+      </w:r>
+      <w:r>
+        <w:tab/>
+      </w:r>
+      <w:r>
+        <w:rPr>
+          <w:rFonts w:ascii="Times New Roman" w:hAnsi="Times New Roman"/>
+          <w:b/>
+          <w:i w:val="0"/>
+          <w:sz w:val="22"/>
+        </w:rPr>
+        <w:t>MÔN: KHOA HỌC TỰ NHIÊN 6</w:t>
+      </w:r>
+    </w:p>
+    <w:p>
+      <w:pPr>
+        <w:tabs>
+          <w:tab w:pos="10205" w:val="right"/>
+        </w:tabs>
+        <w:spacing w:before="0" w:after="30"/>
+      </w:pPr>
+      <w:r>
+        <w:rPr>
+          <w:rFonts w:ascii="Times New Roman" w:hAnsi="Times New Roman"/>
+          <w:b w:val="0"/>
+          <w:i/>
+          <w:sz w:val="19"/>
+        </w:rPr>
+        <w:t>(Đề thi có 04 trang)</w:t>
+      </w:r>
+      <w:r>
+        <w:tab/>
+      </w:r>
+      <w:r>
+        <w:rPr>
+          <w:rFonts w:ascii="Times New Roman" w:hAnsi="Times New Roman"/>
+          <w:b/>
+          <w:i w:val="0"/>
+          <w:sz w:val="20"/>
+        </w:rPr>
+        <w:t>Thời gian làm bài: 60 phút | MÃ ĐỀ THI: KHTN6-GK1</w:t>
+      </w:r>
+    </w:p>
+    <w:p>
+      <w:pPr>
+        <w:spacing w:before="80" w:after="40"/>
       </w:pPr>
       <w:r>
         <w:rPr>
@@ -128,7 +101,7 @@
           <w:color w:val="C62828"/>
           <w:sz w:val="21"/>
         </w:rPr>
-        <w:t>Họ và tên thí sinh:</w:t>
+        <w:t>Họ, tên thí sinh:</w:t>
       </w:r>
       <w:r>
         <w:rPr>
@@ -137,7 +110,7 @@
           <w:i w:val="0"/>
           <w:sz w:val="21"/>
         </w:rPr>
-        <w:t xml:space="preserve"> .................................................... </w:t>
+        <w:t xml:space="preserve"> ............................................................ </w:t>
       </w:r>
       <w:r>
         <w:rPr>
@@ -156,7 +129,7 @@
           <w:i w:val="0"/>
           <w:sz w:val="21"/>
         </w:rPr>
-        <w:t xml:space="preserve"> ......... </w:t>
+        <w:t xml:space="preserve"> ............. </w:t>
       </w:r>
       <w:r>
         <w:rPr>
@@ -166,7 +139,7 @@
           <w:color w:val="C62828"/>
           <w:sz w:val="21"/>
         </w:rPr>
-        <w:t>Trường:</w:t>
+        <w:t>Số báo danh:</w:t>
       </w:r>
       <w:r>
         <w:rPr>
@@ -175,7 +148,7 @@
           <w:i w:val="0"/>
           <w:sz w:val="21"/>
         </w:rPr>
-        <w:t xml:space="preserve"> ....................................................</w:t>
+        <w:t xml:space="preserve"> .............</w:t>
       </w:r>
     </w:p>
     <w:p>
@@ -188,32 +161,36 @@
     </w:p>
     <w:p>
       <w:pPr>
-        <w:spacing w:before="200" w:after="60"/>
+        <w:keepNext/>
+        <w:spacing w:before="200" w:after="80"/>
+        <w:pBdr>
+          <w:bottom w:val="single" w:sz="8" w:space="4" w:color="C62828"/>
+        </w:pBdr>
       </w:pPr>
       <w:r>
         <w:rPr>
           <w:rFonts w:ascii="Times New Roman" w:hAnsi="Times New Roman"/>
           <w:b/>
           <w:i w:val="0"/>
-          <w:color w:val="2E7D32"/>
+          <w:color w:val="C62828"/>
           <w:sz w:val="25"/>
         </w:rPr>
-        <w:t>PHÂN MÔN VẬT LÝ</w:t>
+        <w:t>PHẦN I. PHÂN MÔN VẬT LÝ</w:t>
       </w:r>
     </w:p>
     <w:p>
       <w:pPr>
-        <w:spacing w:before="140" w:after="40"/>
+        <w:spacing w:before="120" w:after="40"/>
       </w:pPr>
       <w:r>
         <w:rPr>
           <w:rFonts w:ascii="Times New Roman" w:hAnsi="Times New Roman"/>
           <w:b/>
           <w:i w:val="0"/>
-          <w:color w:val="1565C0"/>
-          <w:sz w:val="22"/>
-        </w:rPr>
-        <w:t>I. LÝ THUYẾT</w:t>
+          <w:color w:val="2E7D32"/>
+          <w:sz w:val="23"/>
+        </w:rPr>
+        <w:t>I. LÝ THUYẾT TRỌNG TÂM</w:t>
       </w:r>
     </w:p>
     <w:p>
@@ -225,7 +202,7 @@
           <w:rFonts w:ascii="Times New Roman" w:hAnsi="Times New Roman"/>
           <w:b/>
           <w:i w:val="0"/>
-          <w:color w:val="2E7D32"/>
+          <w:color w:val="1565C0"/>
           <w:sz w:val="21"/>
         </w:rPr>
         <w:t>Câu 1: Đo chiều dài</w:t>
@@ -480,7 +457,7 @@
           <w:rFonts w:ascii="Times New Roman" w:hAnsi="Times New Roman"/>
           <w:b/>
           <w:i w:val="0"/>
-          <w:color w:val="2E7D32"/>
+          <w:color w:val="1565C0"/>
           <w:sz w:val="21"/>
         </w:rPr>
         <w:t>Câu 2: Đo khối lượng</w:t>
@@ -630,7 +607,7 @@
           <w:rFonts w:ascii="Times New Roman" w:hAnsi="Times New Roman"/>
           <w:b/>
           <w:i w:val="0"/>
-          <w:color w:val="2E7D32"/>
+          <w:color w:val="1565C0"/>
           <w:sz w:val="21"/>
         </w:rPr>
         <w:t>Câu 3: Đo thời gian</w:t>
@@ -743,1455 +720,22 @@
     </w:p>
     <w:p>
       <w:pPr>
-        <w:spacing w:before="140" w:after="40"/>
+        <w:spacing w:before="120" w:after="40"/>
       </w:pPr>
       <w:r>
         <w:rPr>
           <w:rFonts w:ascii="Times New Roman" w:hAnsi="Times New Roman"/>
           <w:b/>
           <w:i w:val="0"/>
-          <w:color w:val="1565C0"/>
-          <w:sz w:val="22"/>
+          <w:color w:val="2E7D32"/>
+          <w:sz w:val="23"/>
         </w:rPr>
         <w:t>II. TRẮC NGHIỆM NHIỀU LỰA CHỌN</w:t>
       </w:r>
     </w:p>
     <w:p>
       <w:pPr>
-        <w:spacing w:before="60" w:after="40"/>
-      </w:pPr>
-      <w:r>
-        <w:rPr>
-          <w:rFonts w:ascii="Times New Roman" w:hAnsi="Times New Roman"/>
-          <w:b/>
-          <w:i w:val="0"/>
-          <w:color w:val="C62828"/>
-          <w:sz w:val="21"/>
-        </w:rPr>
-        <w:t>Câu 1:</w:t>
-      </w:r>
-      <w:r>
-        <w:rPr>
-          <w:rFonts w:ascii="Times New Roman" w:hAnsi="Times New Roman"/>
-          <w:b w:val="0"/>
-          <w:i w:val="0"/>
-          <w:sz w:val="21"/>
-        </w:rPr>
-        <w:t xml:space="preserve"> Đơn vị đo độ dài hợp pháp của nước Việt Nam theo hệ đo lường quốc tế (SI) là gì?</w:t>
-      </w:r>
-    </w:p>
-    <w:p>
-      <w:pPr>
-        <w:tabs>
-          <w:tab w:pos="283" w:val="left"/>
-          <w:tab w:pos="2835" w:val="left"/>
-          <w:tab w:pos="5386" w:val="left"/>
-          <w:tab w:pos="7937" w:val="left"/>
-        </w:tabs>
-        <w:spacing w:before="20" w:after="40"/>
-      </w:pPr>
-      <w:r>
-        <w:tab/>
-      </w:r>
-      <w:r>
-        <w:rPr>
-          <w:rFonts w:ascii="Times New Roman" w:hAnsi="Times New Roman"/>
-          <w:b w:val="0"/>
-          <w:i w:val="0"/>
-          <w:sz w:val="21"/>
-        </w:rPr>
-        <w:t>A. Centimét (cm).</w:t>
-      </w:r>
-      <w:r>
-        <w:tab/>
-      </w:r>
-      <w:r>
-        <w:rPr>
-          <w:rFonts w:ascii="Times New Roman" w:hAnsi="Times New Roman"/>
-          <w:b w:val="0"/>
-          <w:i w:val="0"/>
-          <w:sz w:val="21"/>
-        </w:rPr>
-        <w:t>B. Kilômét (km).</w:t>
-      </w:r>
-      <w:r>
-        <w:tab/>
-      </w:r>
-      <w:r>
-        <w:rPr>
-          <w:rFonts w:ascii="Times New Roman" w:hAnsi="Times New Roman"/>
-          <w:b w:val="0"/>
-          <w:i w:val="0"/>
-          <w:sz w:val="21"/>
-        </w:rPr>
-        <w:t>C. Mét (m).</w:t>
-      </w:r>
-      <w:r>
-        <w:tab/>
-      </w:r>
-      <w:r>
-        <w:rPr>
-          <w:rFonts w:ascii="Times New Roman" w:hAnsi="Times New Roman"/>
-          <w:b w:val="0"/>
-          <w:i w:val="0"/>
-          <w:sz w:val="21"/>
-        </w:rPr>
-        <w:t>D. Milimét (mm).</w:t>
-      </w:r>
-    </w:p>
-    <w:p>
-      <w:pPr>
-        <w:spacing w:before="60" w:after="40"/>
-      </w:pPr>
-      <w:r>
-        <w:rPr>
-          <w:rFonts w:ascii="Times New Roman" w:hAnsi="Times New Roman"/>
-          <w:b/>
-          <w:i w:val="0"/>
-          <w:color w:val="C62828"/>
-          <w:sz w:val="21"/>
-        </w:rPr>
-        <w:t>Câu 2:</w:t>
-      </w:r>
-      <w:r>
-        <w:rPr>
-          <w:rFonts w:ascii="Times New Roman" w:hAnsi="Times New Roman"/>
-          <w:b w:val="0"/>
-          <w:i w:val="0"/>
-          <w:sz w:val="21"/>
-        </w:rPr>
-        <w:t xml:space="preserve"> GHĐ của thước là gì?</w:t>
-      </w:r>
-    </w:p>
-    <w:p>
-      <w:pPr>
-        <w:spacing w:before="20" w:after="20"/>
-        <w:ind w:left="283"/>
-      </w:pPr>
-      <w:r>
-        <w:rPr>
-          <w:rFonts w:ascii="Times New Roman" w:hAnsi="Times New Roman"/>
-          <w:b w:val="0"/>
-          <w:i w:val="0"/>
-          <w:sz w:val="21"/>
-        </w:rPr>
-        <w:t>A. Là độ dài nhỏ nhất ghi trên thước.</w:t>
-      </w:r>
-    </w:p>
-    <w:p>
-      <w:pPr>
-        <w:spacing w:before="20" w:after="20"/>
-        <w:ind w:left="283"/>
-      </w:pPr>
-      <w:r>
-        <w:rPr>
-          <w:rFonts w:ascii="Times New Roman" w:hAnsi="Times New Roman"/>
-          <w:b w:val="0"/>
-          <w:i w:val="0"/>
-          <w:sz w:val="21"/>
-        </w:rPr>
-        <w:t>B. Là độ dài lớn nhất ghi trên thước.</w:t>
-      </w:r>
-    </w:p>
-    <w:p>
-      <w:pPr>
-        <w:spacing w:before="20" w:after="20"/>
-        <w:ind w:left="283"/>
-      </w:pPr>
-      <w:r>
-        <w:rPr>
-          <w:rFonts w:ascii="Times New Roman" w:hAnsi="Times New Roman"/>
-          <w:b w:val="0"/>
-          <w:i w:val="0"/>
-          <w:sz w:val="21"/>
-        </w:rPr>
-        <w:t>C. Là khoảng cách giữa hai vạch chia liên tiếp trên thước.</w:t>
-      </w:r>
-    </w:p>
-    <w:p>
-      <w:pPr>
-        <w:spacing w:before="20" w:after="20"/>
-        <w:ind w:left="283"/>
-      </w:pPr>
-      <w:r>
-        <w:rPr>
-          <w:rFonts w:ascii="Times New Roman" w:hAnsi="Times New Roman"/>
-          <w:b w:val="0"/>
-          <w:i w:val="0"/>
-          <w:sz w:val="21"/>
-        </w:rPr>
-        <w:t>D. Là chiều dài thực tế của cái thước.</w:t>
-      </w:r>
-    </w:p>
-    <w:p>
-      <w:pPr>
-        <w:spacing w:before="60" w:after="40"/>
-      </w:pPr>
-      <w:r>
-        <w:rPr>
-          <w:rFonts w:ascii="Times New Roman" w:hAnsi="Times New Roman"/>
-          <w:b/>
-          <w:i w:val="0"/>
-          <w:color w:val="C62828"/>
-          <w:sz w:val="21"/>
-        </w:rPr>
-        <w:t>Câu 3:</w:t>
-      </w:r>
-      <w:r>
-        <w:rPr>
-          <w:rFonts w:ascii="Times New Roman" w:hAnsi="Times New Roman"/>
-          <w:b w:val="0"/>
-          <w:i w:val="0"/>
-          <w:sz w:val="21"/>
-        </w:rPr>
-        <w:t xml:space="preserve"> Dụng cụ nào sau đây không phải là dụng cụ dùng để đo chiều dài?</w:t>
-      </w:r>
-    </w:p>
-    <w:p>
-      <w:pPr>
-        <w:tabs>
-          <w:tab w:pos="283" w:val="left"/>
-          <w:tab w:pos="2835" w:val="left"/>
-          <w:tab w:pos="5386" w:val="left"/>
-          <w:tab w:pos="7937" w:val="left"/>
-        </w:tabs>
-        <w:spacing w:before="20" w:after="40"/>
-      </w:pPr>
-      <w:r>
-        <w:tab/>
-      </w:r>
-      <w:r>
-        <w:rPr>
-          <w:rFonts w:ascii="Times New Roman" w:hAnsi="Times New Roman"/>
-          <w:b w:val="0"/>
-          <w:i w:val="0"/>
-          <w:sz w:val="21"/>
-        </w:rPr>
-        <w:t>A. Thước thẳng.</w:t>
-      </w:r>
-      <w:r>
-        <w:tab/>
-      </w:r>
-      <w:r>
-        <w:rPr>
-          <w:rFonts w:ascii="Times New Roman" w:hAnsi="Times New Roman"/>
-          <w:b w:val="0"/>
-          <w:i w:val="0"/>
-          <w:sz w:val="21"/>
-        </w:rPr>
-        <w:t>B. Thước cuộn.</w:t>
-      </w:r>
-      <w:r>
-        <w:tab/>
-      </w:r>
-      <w:r>
-        <w:rPr>
-          <w:rFonts w:ascii="Times New Roman" w:hAnsi="Times New Roman"/>
-          <w:b w:val="0"/>
-          <w:i w:val="0"/>
-          <w:sz w:val="21"/>
-        </w:rPr>
-        <w:t>C. Cân đồng hồ.</w:t>
-      </w:r>
-      <w:r>
-        <w:tab/>
-      </w:r>
-      <w:r>
-        <w:rPr>
-          <w:rFonts w:ascii="Times New Roman" w:hAnsi="Times New Roman"/>
-          <w:b w:val="0"/>
-          <w:i w:val="0"/>
-          <w:sz w:val="21"/>
-        </w:rPr>
-        <w:t>D. Thước kẹp.</w:t>
-      </w:r>
-    </w:p>
-    <w:p>
-      <w:pPr>
-        <w:spacing w:before="60" w:after="40"/>
-      </w:pPr>
-      <w:r>
-        <w:rPr>
-          <w:rFonts w:ascii="Times New Roman" w:hAnsi="Times New Roman"/>
-          <w:b/>
-          <w:i w:val="0"/>
-          <w:color w:val="C62828"/>
-          <w:sz w:val="21"/>
-        </w:rPr>
-        <w:t>Câu 4:</w:t>
-      </w:r>
-      <w:r>
-        <w:rPr>
-          <w:rFonts w:ascii="Times New Roman" w:hAnsi="Times New Roman"/>
-          <w:b w:val="0"/>
-          <w:i w:val="0"/>
-          <w:sz w:val="21"/>
-        </w:rPr>
-        <w:t xml:space="preserve"> Khi đo chiều dài của một vật bằng thước, bước đầu tiên cần thực hiện là gì?</w:t>
-      </w:r>
-    </w:p>
-    <w:p>
-      <w:pPr>
-        <w:spacing w:before="20" w:after="20"/>
-        <w:ind w:left="283"/>
-      </w:pPr>
-      <w:r>
-        <w:rPr>
-          <w:rFonts w:ascii="Times New Roman" w:hAnsi="Times New Roman"/>
-          <w:b w:val="0"/>
-          <w:i w:val="0"/>
-          <w:sz w:val="21"/>
-        </w:rPr>
-        <w:t>A. Đặt mắt vuông góc với vạch chia trên thước.</w:t>
-      </w:r>
-    </w:p>
-    <w:p>
-      <w:pPr>
-        <w:spacing w:before="20" w:after="20"/>
-        <w:ind w:left="283"/>
-      </w:pPr>
-      <w:r>
-        <w:rPr>
-          <w:rFonts w:ascii="Times New Roman" w:hAnsi="Times New Roman"/>
-          <w:b w:val="0"/>
-          <w:i w:val="0"/>
-          <w:sz w:val="21"/>
-        </w:rPr>
-        <w:t>B. Ước lượng chiều dài của vật cần đo.</w:t>
-      </w:r>
-    </w:p>
-    <w:p>
-      <w:pPr>
-        <w:spacing w:before="20" w:after="20"/>
-        <w:ind w:left="283"/>
-      </w:pPr>
-      <w:r>
-        <w:rPr>
-          <w:rFonts w:ascii="Times New Roman" w:hAnsi="Times New Roman"/>
-          <w:b w:val="0"/>
-          <w:i w:val="0"/>
-          <w:sz w:val="21"/>
-        </w:rPr>
-        <w:t>C. Đặt thước dọc theo chiều dài cần đo.</w:t>
-      </w:r>
-    </w:p>
-    <w:p>
-      <w:pPr>
-        <w:spacing w:before="20" w:after="20"/>
-        <w:ind w:left="283"/>
-      </w:pPr>
-      <w:r>
-        <w:rPr>
-          <w:rFonts w:ascii="Times New Roman" w:hAnsi="Times New Roman"/>
-          <w:b w:val="0"/>
-          <w:i w:val="0"/>
-          <w:sz w:val="21"/>
-        </w:rPr>
-        <w:t>D. Đọc kết quả đo theo vạch chia gần nhất.</w:t>
-      </w:r>
-    </w:p>
-    <w:p>
-      <w:pPr>
-        <w:spacing w:before="60" w:after="40"/>
-      </w:pPr>
-      <w:r>
-        <w:rPr>
-          <w:rFonts w:ascii="Times New Roman" w:hAnsi="Times New Roman"/>
-          <w:b/>
-          <w:i w:val="0"/>
-          <w:color w:val="C62828"/>
-          <w:sz w:val="21"/>
-        </w:rPr>
-        <w:t>Câu 5:</w:t>
-      </w:r>
-      <w:r>
-        <w:rPr>
-          <w:rFonts w:ascii="Times New Roman" w:hAnsi="Times New Roman"/>
-          <w:b w:val="0"/>
-          <w:i w:val="0"/>
-          <w:sz w:val="21"/>
-        </w:rPr>
-        <w:t xml:space="preserve"> ĐCNN (độ chia nhỏ nhất) của thước là gì?</w:t>
-      </w:r>
-    </w:p>
-    <w:p>
-      <w:pPr>
-        <w:spacing w:before="20" w:after="20"/>
-        <w:ind w:left="283"/>
-      </w:pPr>
-      <w:r>
-        <w:rPr>
-          <w:rFonts w:ascii="Times New Roman" w:hAnsi="Times New Roman"/>
-          <w:b w:val="0"/>
-          <w:i w:val="0"/>
-          <w:sz w:val="21"/>
-        </w:rPr>
-        <w:t>A. Độ dài lớn nhất ghi trên thước.</w:t>
-      </w:r>
-    </w:p>
-    <w:p>
-      <w:pPr>
-        <w:spacing w:before="20" w:after="20"/>
-        <w:ind w:left="283"/>
-      </w:pPr>
-      <w:r>
-        <w:rPr>
-          <w:rFonts w:ascii="Times New Roman" w:hAnsi="Times New Roman"/>
-          <w:b w:val="0"/>
-          <w:i w:val="0"/>
-          <w:sz w:val="21"/>
-        </w:rPr>
-        <w:t>B. Độ dài giữa hai vạch chia liên tiếp trên thước.</w:t>
-      </w:r>
-    </w:p>
-    <w:p>
-      <w:pPr>
-        <w:spacing w:before="20" w:after="20"/>
-        <w:ind w:left="283"/>
-      </w:pPr>
-      <w:r>
-        <w:rPr>
-          <w:rFonts w:ascii="Times New Roman" w:hAnsi="Times New Roman"/>
-          <w:b w:val="0"/>
-          <w:i w:val="0"/>
-          <w:sz w:val="21"/>
-        </w:rPr>
-        <w:t>C. Vạch số 0 của thước.</w:t>
-      </w:r>
-    </w:p>
-    <w:p>
-      <w:pPr>
-        <w:spacing w:before="20" w:after="20"/>
-        <w:ind w:left="283"/>
-      </w:pPr>
-      <w:r>
-        <w:rPr>
-          <w:rFonts w:ascii="Times New Roman" w:hAnsi="Times New Roman"/>
-          <w:b w:val="0"/>
-          <w:i w:val="0"/>
-          <w:sz w:val="21"/>
-        </w:rPr>
-        <w:t>D. Chiều dài của vật cần đo.</w:t>
-      </w:r>
-    </w:p>
-    <w:p>
-      <w:pPr>
-        <w:spacing w:before="60" w:after="40"/>
-      </w:pPr>
-      <w:r>
-        <w:rPr>
-          <w:rFonts w:ascii="Times New Roman" w:hAnsi="Times New Roman"/>
-          <w:b/>
-          <w:i w:val="0"/>
-          <w:color w:val="C62828"/>
-          <w:sz w:val="21"/>
-        </w:rPr>
-        <w:t>Câu 6:</w:t>
-      </w:r>
-      <w:r>
-        <w:rPr>
-          <w:rFonts w:ascii="Times New Roman" w:hAnsi="Times New Roman"/>
-          <w:b w:val="0"/>
-          <w:i w:val="0"/>
-          <w:sz w:val="21"/>
-        </w:rPr>
-        <w:t xml:space="preserve"> Đơn vị đo khối lượng hợp pháp của Việt Nam theo hệ SI là gì?</w:t>
-      </w:r>
-    </w:p>
-    <w:p>
-      <w:pPr>
-        <w:tabs>
-          <w:tab w:pos="283" w:val="left"/>
-          <w:tab w:pos="2835" w:val="left"/>
-          <w:tab w:pos="5386" w:val="left"/>
-          <w:tab w:pos="7937" w:val="left"/>
-        </w:tabs>
-        <w:spacing w:before="20" w:after="40"/>
-      </w:pPr>
-      <w:r>
-        <w:tab/>
-      </w:r>
-      <w:r>
-        <w:rPr>
-          <w:rFonts w:ascii="Times New Roman" w:hAnsi="Times New Roman"/>
-          <w:b w:val="0"/>
-          <w:i w:val="0"/>
-          <w:sz w:val="21"/>
-        </w:rPr>
-        <w:t>A. Gam (g).</w:t>
-      </w:r>
-      <w:r>
-        <w:tab/>
-      </w:r>
-      <w:r>
-        <w:rPr>
-          <w:rFonts w:ascii="Times New Roman" w:hAnsi="Times New Roman"/>
-          <w:b w:val="0"/>
-          <w:i w:val="0"/>
-          <w:sz w:val="21"/>
-        </w:rPr>
-        <w:t>B. Kilôgam (kg).</w:t>
-      </w:r>
-      <w:r>
-        <w:tab/>
-      </w:r>
-      <w:r>
-        <w:rPr>
-          <w:rFonts w:ascii="Times New Roman" w:hAnsi="Times New Roman"/>
-          <w:b w:val="0"/>
-          <w:i w:val="0"/>
-          <w:sz w:val="21"/>
-        </w:rPr>
-        <w:t>C. Miligam (mg).</w:t>
-      </w:r>
-      <w:r>
-        <w:tab/>
-      </w:r>
-      <w:r>
-        <w:rPr>
-          <w:rFonts w:ascii="Times New Roman" w:hAnsi="Times New Roman"/>
-          <w:b w:val="0"/>
-          <w:i w:val="0"/>
-          <w:sz w:val="21"/>
-        </w:rPr>
-        <w:t>D. Tấn.</w:t>
-      </w:r>
-    </w:p>
-    <w:p>
-      <w:pPr>
-        <w:spacing w:before="60" w:after="40"/>
-      </w:pPr>
-      <w:r>
-        <w:rPr>
-          <w:rFonts w:ascii="Times New Roman" w:hAnsi="Times New Roman"/>
-          <w:b/>
-          <w:i w:val="0"/>
-          <w:color w:val="C62828"/>
-          <w:sz w:val="21"/>
-        </w:rPr>
-        <w:t>Câu 7:</w:t>
-      </w:r>
-      <w:r>
-        <w:rPr>
-          <w:rFonts w:ascii="Times New Roman" w:hAnsi="Times New Roman"/>
-          <w:b w:val="0"/>
-          <w:i w:val="0"/>
-          <w:sz w:val="21"/>
-        </w:rPr>
-        <w:t xml:space="preserve"> Trong các dụng cụ sau đây, dụng cụ nào dùng để đo khối lượng?</w:t>
-      </w:r>
-    </w:p>
-    <w:p>
-      <w:pPr>
-        <w:tabs>
-          <w:tab w:pos="283" w:val="left"/>
-          <w:tab w:pos="2835" w:val="left"/>
-          <w:tab w:pos="5386" w:val="left"/>
-          <w:tab w:pos="7937" w:val="left"/>
-        </w:tabs>
-        <w:spacing w:before="20" w:after="40"/>
-      </w:pPr>
-      <w:r>
-        <w:tab/>
-      </w:r>
-      <w:r>
-        <w:rPr>
-          <w:rFonts w:ascii="Times New Roman" w:hAnsi="Times New Roman"/>
-          <w:b w:val="0"/>
-          <w:i w:val="0"/>
-          <w:sz w:val="21"/>
-        </w:rPr>
-        <w:t>A. Thước cuộn.</w:t>
-      </w:r>
-      <w:r>
-        <w:tab/>
-      </w:r>
-      <w:r>
-        <w:rPr>
-          <w:rFonts w:ascii="Times New Roman" w:hAnsi="Times New Roman"/>
-          <w:b w:val="0"/>
-          <w:i w:val="0"/>
-          <w:sz w:val="21"/>
-        </w:rPr>
-        <w:t>B. Bình chia độ.</w:t>
-      </w:r>
-      <w:r>
-        <w:tab/>
-      </w:r>
-      <w:r>
-        <w:rPr>
-          <w:rFonts w:ascii="Times New Roman" w:hAnsi="Times New Roman"/>
-          <w:b w:val="0"/>
-          <w:i w:val="0"/>
-          <w:sz w:val="21"/>
-        </w:rPr>
-        <w:t>C. Cân đồng hồ.</w:t>
-      </w:r>
-      <w:r>
-        <w:tab/>
-      </w:r>
-      <w:r>
-        <w:rPr>
-          <w:rFonts w:ascii="Times New Roman" w:hAnsi="Times New Roman"/>
-          <w:b w:val="0"/>
-          <w:i w:val="0"/>
-          <w:sz w:val="21"/>
-        </w:rPr>
-        <w:t>D. Nhiệt kế.</w:t>
-      </w:r>
-    </w:p>
-    <w:p>
-      <w:pPr>
-        <w:spacing w:before="60" w:after="40"/>
-      </w:pPr>
-      <w:r>
-        <w:rPr>
-          <w:rFonts w:ascii="Times New Roman" w:hAnsi="Times New Roman"/>
-          <w:b/>
-          <w:i w:val="0"/>
-          <w:color w:val="C62828"/>
-          <w:sz w:val="21"/>
-        </w:rPr>
-        <w:t>Câu 8:</w:t>
-      </w:r>
-      <w:r>
-        <w:rPr>
-          <w:rFonts w:ascii="Times New Roman" w:hAnsi="Times New Roman"/>
-          <w:b w:val="0"/>
-          <w:i w:val="0"/>
-          <w:sz w:val="21"/>
-        </w:rPr>
-        <w:t xml:space="preserve"> Khi dùng cân đồng hồ để đo khối lượng của một vật, bước đầu tiên cần làm là gì?</w:t>
-      </w:r>
-    </w:p>
-    <w:p>
-      <w:pPr>
-        <w:tabs>
-          <w:tab w:pos="283" w:val="left"/>
-          <w:tab w:pos="5216" w:val="left"/>
-        </w:tabs>
-        <w:spacing w:before="20" w:after="20"/>
-      </w:pPr>
-      <w:r>
-        <w:tab/>
-      </w:r>
-      <w:r>
-        <w:rPr>
-          <w:rFonts w:ascii="Times New Roman" w:hAnsi="Times New Roman"/>
-          <w:b w:val="0"/>
-          <w:i w:val="0"/>
-          <w:sz w:val="21"/>
-        </w:rPr>
-        <w:t>A. Đặt vật lên đĩa cân.</w:t>
-      </w:r>
-      <w:r>
-        <w:tab/>
-      </w:r>
-      <w:r>
-        <w:rPr>
-          <w:rFonts w:ascii="Times New Roman" w:hAnsi="Times New Roman"/>
-          <w:b w:val="0"/>
-          <w:i w:val="0"/>
-          <w:sz w:val="21"/>
-        </w:rPr>
-        <w:t>B. Ước lượng khối lượng của vật cần cân.</w:t>
-      </w:r>
-    </w:p>
-    <w:p>
-      <w:pPr>
-        <w:tabs>
-          <w:tab w:pos="283" w:val="left"/>
-          <w:tab w:pos="5216" w:val="left"/>
-        </w:tabs>
-        <w:spacing w:before="20" w:after="40"/>
-      </w:pPr>
-      <w:r>
-        <w:tab/>
-      </w:r>
-      <w:r>
-        <w:rPr>
-          <w:rFonts w:ascii="Times New Roman" w:hAnsi="Times New Roman"/>
-          <w:b w:val="0"/>
-          <w:i w:val="0"/>
-          <w:sz w:val="21"/>
-        </w:rPr>
-        <w:t>C. Đọc và ghi kết quả đo.</w:t>
-      </w:r>
-      <w:r>
-        <w:tab/>
-      </w:r>
-      <w:r>
-        <w:rPr>
-          <w:rFonts w:ascii="Times New Roman" w:hAnsi="Times New Roman"/>
-          <w:b w:val="0"/>
-          <w:i w:val="0"/>
-          <w:sz w:val="21"/>
-        </w:rPr>
-        <w:t>D. Chỉnh kim cân đúng vạch số 0.</w:t>
-      </w:r>
-    </w:p>
-    <w:p>
-      <w:pPr>
-        <w:spacing w:before="60" w:after="40"/>
-      </w:pPr>
-      <w:r>
-        <w:rPr>
-          <w:rFonts w:ascii="Times New Roman" w:hAnsi="Times New Roman"/>
-          <w:b/>
-          <w:i w:val="0"/>
-          <w:color w:val="C62828"/>
-          <w:sz w:val="21"/>
-        </w:rPr>
-        <w:t>Câu 9:</w:t>
-      </w:r>
-      <w:r>
-        <w:rPr>
-          <w:rFonts w:ascii="Times New Roman" w:hAnsi="Times New Roman"/>
-          <w:b w:val="0"/>
-          <w:i w:val="0"/>
-          <w:sz w:val="21"/>
-        </w:rPr>
-        <w:t xml:space="preserve"> Đơn vị đo thời gian trong hệ thống đo lường chính thức (SI) của nước ta hiện nay là gì?</w:t>
-      </w:r>
-    </w:p>
-    <w:p>
-      <w:pPr>
-        <w:tabs>
-          <w:tab w:pos="283" w:val="left"/>
-          <w:tab w:pos="2835" w:val="left"/>
-          <w:tab w:pos="5386" w:val="left"/>
-          <w:tab w:pos="7937" w:val="left"/>
-        </w:tabs>
-        <w:spacing w:before="20" w:after="40"/>
-      </w:pPr>
-      <w:r>
-        <w:tab/>
-      </w:r>
-      <w:r>
-        <w:rPr>
-          <w:rFonts w:ascii="Times New Roman" w:hAnsi="Times New Roman"/>
-          <w:b w:val="0"/>
-          <w:i w:val="0"/>
-          <w:sz w:val="21"/>
-        </w:rPr>
-        <w:t>A. Giờ.</w:t>
-      </w:r>
-      <w:r>
-        <w:tab/>
-      </w:r>
-      <w:r>
-        <w:rPr>
-          <w:rFonts w:ascii="Times New Roman" w:hAnsi="Times New Roman"/>
-          <w:b w:val="0"/>
-          <w:i w:val="0"/>
-          <w:sz w:val="21"/>
-        </w:rPr>
-        <w:t>B. Phút.</w:t>
-      </w:r>
-      <w:r>
-        <w:tab/>
-      </w:r>
-      <w:r>
-        <w:rPr>
-          <w:rFonts w:ascii="Times New Roman" w:hAnsi="Times New Roman"/>
-          <w:b w:val="0"/>
-          <w:i w:val="0"/>
-          <w:sz w:val="21"/>
-        </w:rPr>
-        <w:t>C. Giây (s).</w:t>
-      </w:r>
-      <w:r>
-        <w:tab/>
-      </w:r>
-      <w:r>
-        <w:rPr>
-          <w:rFonts w:ascii="Times New Roman" w:hAnsi="Times New Roman"/>
-          <w:b w:val="0"/>
-          <w:i w:val="0"/>
-          <w:sz w:val="21"/>
-        </w:rPr>
-        <w:t>D. Ngày.</w:t>
-      </w:r>
-    </w:p>
-    <w:p>
-      <w:pPr>
-        <w:spacing w:before="60" w:after="40"/>
-      </w:pPr>
-      <w:r>
-        <w:rPr>
-          <w:rFonts w:ascii="Times New Roman" w:hAnsi="Times New Roman"/>
-          <w:b/>
-          <w:i w:val="0"/>
-          <w:color w:val="C62828"/>
-          <w:sz w:val="21"/>
-        </w:rPr>
-        <w:t>Câu 10:</w:t>
-      </w:r>
-      <w:r>
-        <w:rPr>
-          <w:rFonts w:ascii="Times New Roman" w:hAnsi="Times New Roman"/>
-          <w:b w:val="0"/>
-          <w:i w:val="0"/>
-          <w:sz w:val="21"/>
-        </w:rPr>
-        <w:t xml:space="preserve"> Dụng cụ thông dụng nhất dùng để đo thời gian là:</w:t>
-      </w:r>
-    </w:p>
-    <w:p>
-      <w:pPr>
-        <w:tabs>
-          <w:tab w:pos="283" w:val="left"/>
-          <w:tab w:pos="2835" w:val="left"/>
-          <w:tab w:pos="5386" w:val="left"/>
-          <w:tab w:pos="7937" w:val="left"/>
-        </w:tabs>
-        <w:spacing w:before="20" w:after="40"/>
-      </w:pPr>
-      <w:r>
-        <w:tab/>
-      </w:r>
-      <w:r>
-        <w:rPr>
-          <w:rFonts w:ascii="Times New Roman" w:hAnsi="Times New Roman"/>
-          <w:b w:val="0"/>
-          <w:i w:val="0"/>
-          <w:sz w:val="21"/>
-        </w:rPr>
-        <w:t>A. Thước thẳng.</w:t>
-      </w:r>
-      <w:r>
-        <w:tab/>
-      </w:r>
-      <w:r>
-        <w:rPr>
-          <w:rFonts w:ascii="Times New Roman" w:hAnsi="Times New Roman"/>
-          <w:b w:val="0"/>
-          <w:i w:val="0"/>
-          <w:sz w:val="21"/>
-        </w:rPr>
-        <w:t>B. Cân.</w:t>
-      </w:r>
-      <w:r>
-        <w:tab/>
-      </w:r>
-      <w:r>
-        <w:rPr>
-          <w:rFonts w:ascii="Times New Roman" w:hAnsi="Times New Roman"/>
-          <w:b w:val="0"/>
-          <w:i w:val="0"/>
-          <w:sz w:val="21"/>
-        </w:rPr>
-        <w:t>C. Đồng hồ.</w:t>
-      </w:r>
-      <w:r>
-        <w:tab/>
-      </w:r>
-      <w:r>
-        <w:rPr>
-          <w:rFonts w:ascii="Times New Roman" w:hAnsi="Times New Roman"/>
-          <w:b w:val="0"/>
-          <w:i w:val="0"/>
-          <w:sz w:val="21"/>
-        </w:rPr>
-        <w:t>D. Nhiệt kế.</w:t>
-      </w:r>
-    </w:p>
-    <w:p>
-      <w:pPr>
-        <w:spacing w:before="60" w:after="40"/>
-      </w:pPr>
-      <w:r>
-        <w:rPr>
-          <w:rFonts w:ascii="Times New Roman" w:hAnsi="Times New Roman"/>
-          <w:b/>
-          <w:i w:val="0"/>
-          <w:color w:val="C62828"/>
-          <w:sz w:val="21"/>
-        </w:rPr>
-        <w:t>Câu 11:</w:t>
-      </w:r>
-      <w:r>
-        <w:rPr>
-          <w:rFonts w:ascii="Times New Roman" w:hAnsi="Times New Roman"/>
-          <w:b w:val="0"/>
-          <w:i w:val="0"/>
-          <w:sz w:val="21"/>
-        </w:rPr>
-        <w:t xml:space="preserve"> Trong các đồng hồ sau đây, loại đồng hồ nào thường dùng để đo thời gian trong các cuộc thi đấu thể thao (như chạy 100m, 200m)?</w:t>
-      </w:r>
-    </w:p>
-    <w:p>
-      <w:pPr>
-        <w:tabs>
-          <w:tab w:pos="283" w:val="left"/>
-          <w:tab w:pos="5216" w:val="left"/>
-        </w:tabs>
-        <w:spacing w:before="20" w:after="20"/>
-      </w:pPr>
-      <w:r>
-        <w:tab/>
-      </w:r>
-      <w:r>
-        <w:rPr>
-          <w:rFonts w:ascii="Times New Roman" w:hAnsi="Times New Roman"/>
-          <w:b w:val="0"/>
-          <w:i w:val="0"/>
-          <w:sz w:val="21"/>
-        </w:rPr>
-        <w:t>A. Đồng hồ cát.</w:t>
-      </w:r>
-      <w:r>
-        <w:tab/>
-      </w:r>
-      <w:r>
-        <w:rPr>
-          <w:rFonts w:ascii="Times New Roman" w:hAnsi="Times New Roman"/>
-          <w:b w:val="0"/>
-          <w:i w:val="0"/>
-          <w:sz w:val="21"/>
-        </w:rPr>
-        <w:t>B. Đồng hồ bấm giây.</w:t>
-      </w:r>
-    </w:p>
-    <w:p>
-      <w:pPr>
-        <w:tabs>
-          <w:tab w:pos="283" w:val="left"/>
-          <w:tab w:pos="5216" w:val="left"/>
-        </w:tabs>
-        <w:spacing w:before="20" w:after="40"/>
-      </w:pPr>
-      <w:r>
-        <w:tab/>
-      </w:r>
-      <w:r>
-        <w:rPr>
-          <w:rFonts w:ascii="Times New Roman" w:hAnsi="Times New Roman"/>
-          <w:b w:val="0"/>
-          <w:i w:val="0"/>
-          <w:sz w:val="21"/>
-        </w:rPr>
-        <w:t>C. Đồng hồ treo tường.</w:t>
-      </w:r>
-      <w:r>
-        <w:tab/>
-      </w:r>
-      <w:r>
-        <w:rPr>
-          <w:rFonts w:ascii="Times New Roman" w:hAnsi="Times New Roman"/>
-          <w:b w:val="0"/>
-          <w:i w:val="0"/>
-          <w:sz w:val="21"/>
-        </w:rPr>
-        <w:t>D. Đồng hồ để bàn.</w:t>
-      </w:r>
-    </w:p>
-    <w:p>
-      <w:pPr>
-        <w:spacing w:before="140" w:after="40"/>
-      </w:pPr>
-      <w:r>
-        <w:rPr>
-          <w:rFonts w:ascii="Times New Roman" w:hAnsi="Times New Roman"/>
-          <w:b/>
-          <w:i w:val="0"/>
-          <w:color w:val="1565C0"/>
-          <w:sz w:val="22"/>
-        </w:rPr>
-        <w:t>III. TRẮC NGHIỆM TRẢ LỜI NGẮN</w:t>
-      </w:r>
-    </w:p>
-    <w:p>
-      <w:pPr>
-        <w:spacing w:before="80" w:after="40"/>
-      </w:pPr>
-      <w:r>
-        <w:rPr>
-          <w:rFonts w:ascii="Times New Roman" w:hAnsi="Times New Roman"/>
-          <w:b/>
-          <w:i w:val="0"/>
-          <w:color w:val="C62828"/>
-          <w:sz w:val="21"/>
-        </w:rPr>
-        <w:t>Câu 1.</w:t>
-      </w:r>
-      <w:r>
-        <w:rPr>
-          <w:rFonts w:ascii="Times New Roman" w:hAnsi="Times New Roman"/>
-          <w:b w:val="0"/>
-          <w:i w:val="0"/>
-          <w:sz w:val="21"/>
-        </w:rPr>
-        <w:t xml:space="preserve"> Một thước thẳng có vạch chia bắt đầu từ số 0 cm và kết thúc ở số 30 cm. Giữa hai vạch số 0 và số 1 cm được chia thành 5 khoảng bằng nhau.</w:t>
-      </w:r>
-    </w:p>
-    <w:p>
-      <w:pPr>
-        <w:spacing w:before="40" w:after="40"/>
-        <w:ind w:left="227"/>
-      </w:pPr>
-      <w:r>
-        <w:rPr>
-          <w:rFonts w:ascii="Times New Roman" w:hAnsi="Times New Roman"/>
-          <w:b/>
-          <w:i w:val="0"/>
-          <w:color w:val="C62828"/>
-          <w:sz w:val="21"/>
-        </w:rPr>
-        <w:t>a)</w:t>
-      </w:r>
-      <w:r>
-        <w:rPr>
-          <w:rFonts w:ascii="Times New Roman" w:hAnsi="Times New Roman"/>
-          <w:b w:val="0"/>
-          <w:i w:val="0"/>
-          <w:sz w:val="21"/>
-        </w:rPr>
-        <w:t xml:space="preserve"> Độ chia nhỏ nhất (ĐCNN) của thước này là bao nhiêu mi-li-mét?</w:t>
-      </w:r>
-    </w:p>
-    <w:p>
-      <w:pPr>
-        <w:spacing w:before="20" w:after="40"/>
-        <w:ind w:left="454"/>
-      </w:pPr>
-      <w:r>
-        <w:rPr>
-          <w:rFonts w:ascii="Times New Roman" w:hAnsi="Times New Roman"/>
-          <w:b/>
-          <w:i w:val="0"/>
-          <w:color w:val="C62828"/>
-          <w:sz w:val="21"/>
-        </w:rPr>
-        <w:t>Trả lời:</w:t>
-      </w:r>
-      <w:r>
-        <w:rPr>
-          <w:rFonts w:ascii="Times New Roman" w:hAnsi="Times New Roman"/>
-          <w:b w:val="0"/>
-          <w:i w:val="0"/>
-          <w:sz w:val="21"/>
-        </w:rPr>
-        <w:t xml:space="preserve"> .................................................................................................................................................</w:t>
-      </w:r>
-    </w:p>
-    <w:p>
-      <w:pPr>
-        <w:spacing w:before="40" w:after="40"/>
-        <w:ind w:left="227"/>
-      </w:pPr>
-      <w:r>
-        <w:rPr>
-          <w:rFonts w:ascii="Times New Roman" w:hAnsi="Times New Roman"/>
-          <w:b/>
-          <w:i w:val="0"/>
-          <w:color w:val="C62828"/>
-          <w:sz w:val="21"/>
-        </w:rPr>
-        <w:t>b)</w:t>
-      </w:r>
-      <w:r>
-        <w:rPr>
-          <w:rFonts w:ascii="Times New Roman" w:hAnsi="Times New Roman"/>
-          <w:b w:val="0"/>
-          <w:i w:val="0"/>
-          <w:sz w:val="21"/>
-        </w:rPr>
-        <w:t xml:space="preserve"> Giới hạn đo (GHĐ) của cây thước này là bao nhiêu mét?</w:t>
-      </w:r>
-    </w:p>
-    <w:p>
-      <w:pPr>
-        <w:spacing w:before="20" w:after="40"/>
-        <w:ind w:left="454"/>
-      </w:pPr>
-      <w:r>
-        <w:rPr>
-          <w:rFonts w:ascii="Times New Roman" w:hAnsi="Times New Roman"/>
-          <w:b/>
-          <w:i w:val="0"/>
-          <w:color w:val="C62828"/>
-          <w:sz w:val="21"/>
-        </w:rPr>
-        <w:t>Trả lời:</w:t>
-      </w:r>
-      <w:r>
-        <w:rPr>
-          <w:rFonts w:ascii="Times New Roman" w:hAnsi="Times New Roman"/>
-          <w:b w:val="0"/>
-          <w:i w:val="0"/>
-          <w:sz w:val="21"/>
-        </w:rPr>
-        <w:t xml:space="preserve"> .................................................................................................................................................</w:t>
-      </w:r>
-    </w:p>
-    <w:p>
-      <w:pPr>
-        <w:spacing w:before="40" w:after="40"/>
-        <w:ind w:left="227"/>
-      </w:pPr>
-      <w:r>
-        <w:rPr>
-          <w:rFonts w:ascii="Times New Roman" w:hAnsi="Times New Roman"/>
-          <w:b/>
-          <w:i w:val="0"/>
-          <w:color w:val="C62828"/>
-          <w:sz w:val="21"/>
-        </w:rPr>
-        <w:t>c)</w:t>
-      </w:r>
-      <w:r>
-        <w:rPr>
-          <w:rFonts w:ascii="Times New Roman" w:hAnsi="Times New Roman"/>
-          <w:b w:val="0"/>
-          <w:i w:val="0"/>
-          <w:sz w:val="21"/>
-        </w:rPr>
-        <w:t xml:space="preserve"> Một bạn học sinh dùng cây thước này để đo chiều dài của cây bút bi và ghi kết quả đo như sau: 22,50 cm; 22,2 cm; 22,25 cm. Kết quả nào ghi đúng quy tắc đo?</w:t>
-      </w:r>
-    </w:p>
-    <w:p>
-      <w:pPr>
-        <w:spacing w:before="20" w:after="40"/>
-        <w:ind w:left="454"/>
-      </w:pPr>
-      <w:r>
-        <w:rPr>
-          <w:rFonts w:ascii="Times New Roman" w:hAnsi="Times New Roman"/>
-          <w:b/>
-          <w:i w:val="0"/>
-          <w:color w:val="C62828"/>
-          <w:sz w:val="21"/>
-        </w:rPr>
-        <w:t>Trả lời:</w:t>
-      </w:r>
-      <w:r>
-        <w:rPr>
-          <w:rFonts w:ascii="Times New Roman" w:hAnsi="Times New Roman"/>
-          <w:b w:val="0"/>
-          <w:i w:val="0"/>
-          <w:sz w:val="21"/>
-        </w:rPr>
-        <w:t xml:space="preserve"> .................................................................................................................................................</w:t>
-      </w:r>
-    </w:p>
-    <w:p>
-      <w:pPr>
-        <w:spacing w:before="40" w:after="40"/>
-        <w:ind w:left="227"/>
-      </w:pPr>
-      <w:r>
-        <w:rPr>
-          <w:rFonts w:ascii="Times New Roman" w:hAnsi="Times New Roman"/>
-          <w:b/>
-          <w:i w:val="0"/>
-          <w:color w:val="C62828"/>
-          <w:sz w:val="21"/>
-        </w:rPr>
-        <w:t>d)</w:t>
-      </w:r>
-      <w:r>
-        <w:rPr>
-          <w:rFonts w:ascii="Times New Roman" w:hAnsi="Times New Roman"/>
-          <w:b w:val="0"/>
-          <w:i w:val="0"/>
-          <w:sz w:val="21"/>
-        </w:rPr>
-        <w:t xml:space="preserve"> Khi đo chiều dài của quyển sách KHTN 6 một đầu của quyển sách đặt trùng với vạch số 0, đầu kia của quyển sách nằm chính xác tại vạch số 3 sau vạch 22 cm. Chiều dài của quyển sách là bao nhiêu?</w:t>
-      </w:r>
-    </w:p>
-    <w:p>
-      <w:pPr>
-        <w:spacing w:before="20" w:after="40"/>
-        <w:ind w:left="454"/>
-      </w:pPr>
-      <w:r>
-        <w:rPr>
-          <w:rFonts w:ascii="Times New Roman" w:hAnsi="Times New Roman"/>
-          <w:b/>
-          <w:i w:val="0"/>
-          <w:color w:val="C62828"/>
-          <w:sz w:val="21"/>
-        </w:rPr>
-        <w:t>Trả lời:</w:t>
-      </w:r>
-      <w:r>
-        <w:rPr>
-          <w:rFonts w:ascii="Times New Roman" w:hAnsi="Times New Roman"/>
-          <w:b w:val="0"/>
-          <w:i w:val="0"/>
-          <w:sz w:val="21"/>
-        </w:rPr>
-        <w:t xml:space="preserve"> .................................................................................................................................................</w:t>
-      </w:r>
-    </w:p>
-    <w:p>
-      <w:pPr>
-        <w:spacing w:before="80" w:after="40"/>
-      </w:pPr>
-      <w:r>
-        <w:rPr>
-          <w:rFonts w:ascii="Times New Roman" w:hAnsi="Times New Roman"/>
-          <w:b/>
-          <w:i w:val="0"/>
-          <w:color w:val="C62828"/>
-          <w:sz w:val="21"/>
-        </w:rPr>
-        <w:t>Câu 2.</w:t>
-      </w:r>
-      <w:r>
-        <w:rPr>
-          <w:rFonts w:ascii="Times New Roman" w:hAnsi="Times New Roman"/>
-          <w:b w:val="0"/>
-          <w:i w:val="0"/>
-          <w:sz w:val="21"/>
-        </w:rPr>
-        <w:t xml:space="preserve"> Một cân đồng hồ có vạch chia bắt đầu từ số 0 và trên cân có ghi 2 kg. Giữa hai vạch số 0 và số 100 g được chia thành 10 khoảng bằng nhau.</w:t>
-      </w:r>
-    </w:p>
-    <w:p>
-      <w:pPr>
-        <w:spacing w:before="40" w:after="40"/>
-        <w:ind w:left="227"/>
-      </w:pPr>
-      <w:r>
-        <w:rPr>
-          <w:rFonts w:ascii="Times New Roman" w:hAnsi="Times New Roman"/>
-          <w:b/>
-          <w:i w:val="0"/>
-          <w:color w:val="C62828"/>
-          <w:sz w:val="21"/>
-        </w:rPr>
-        <w:t>a)</w:t>
-      </w:r>
-      <w:r>
-        <w:rPr>
-          <w:rFonts w:ascii="Times New Roman" w:hAnsi="Times New Roman"/>
-          <w:b w:val="0"/>
-          <w:i w:val="0"/>
-          <w:sz w:val="21"/>
-        </w:rPr>
-        <w:t xml:space="preserve"> Độ chia nhỏ nhất (ĐCNN) của cân này là bao nhiêu kg?</w:t>
-      </w:r>
-    </w:p>
-    <w:p>
-      <w:pPr>
-        <w:spacing w:before="20" w:after="40"/>
-        <w:ind w:left="454"/>
-      </w:pPr>
-      <w:r>
-        <w:rPr>
-          <w:rFonts w:ascii="Times New Roman" w:hAnsi="Times New Roman"/>
-          <w:b/>
-          <w:i w:val="0"/>
-          <w:color w:val="C62828"/>
-          <w:sz w:val="21"/>
-        </w:rPr>
-        <w:t>Trả lời:</w:t>
-      </w:r>
-      <w:r>
-        <w:rPr>
-          <w:rFonts w:ascii="Times New Roman" w:hAnsi="Times New Roman"/>
-          <w:b w:val="0"/>
-          <w:i w:val="0"/>
-          <w:sz w:val="21"/>
-        </w:rPr>
-        <w:t xml:space="preserve"> .................................................................................................................................................</w:t>
-      </w:r>
-    </w:p>
-    <w:p>
-      <w:pPr>
-        <w:spacing w:before="40" w:after="40"/>
-        <w:ind w:left="227"/>
-      </w:pPr>
-      <w:r>
-        <w:rPr>
-          <w:rFonts w:ascii="Times New Roman" w:hAnsi="Times New Roman"/>
-          <w:b/>
-          <w:i w:val="0"/>
-          <w:color w:val="C62828"/>
-          <w:sz w:val="21"/>
-        </w:rPr>
-        <w:t>b)</w:t>
-      </w:r>
-      <w:r>
-        <w:rPr>
-          <w:rFonts w:ascii="Times New Roman" w:hAnsi="Times New Roman"/>
-          <w:b w:val="0"/>
-          <w:i w:val="0"/>
-          <w:sz w:val="21"/>
-        </w:rPr>
-        <w:t xml:space="preserve"> Giới hạn đo (GHĐ) của cân này là bao nhiêu kg?</w:t>
-      </w:r>
-    </w:p>
-    <w:p>
-      <w:pPr>
-        <w:spacing w:before="20" w:after="40"/>
-        <w:ind w:left="454"/>
-      </w:pPr>
-      <w:r>
-        <w:rPr>
-          <w:rFonts w:ascii="Times New Roman" w:hAnsi="Times New Roman"/>
-          <w:b/>
-          <w:i w:val="0"/>
-          <w:color w:val="C62828"/>
-          <w:sz w:val="21"/>
-        </w:rPr>
-        <w:t>Trả lời:</w:t>
-      </w:r>
-      <w:r>
-        <w:rPr>
-          <w:rFonts w:ascii="Times New Roman" w:hAnsi="Times New Roman"/>
-          <w:b w:val="0"/>
-          <w:i w:val="0"/>
-          <w:sz w:val="21"/>
-        </w:rPr>
-        <w:t xml:space="preserve"> .................................................................................................................................................</w:t>
-      </w:r>
-    </w:p>
-    <w:p>
-      <w:pPr>
-        <w:spacing w:before="40" w:after="40"/>
-        <w:ind w:left="227"/>
-      </w:pPr>
-      <w:r>
-        <w:rPr>
-          <w:rFonts w:ascii="Times New Roman" w:hAnsi="Times New Roman"/>
-          <w:b/>
-          <w:i w:val="0"/>
-          <w:color w:val="C62828"/>
-          <w:sz w:val="21"/>
-        </w:rPr>
-        <w:t>c)</w:t>
-      </w:r>
-      <w:r>
-        <w:rPr>
-          <w:rFonts w:ascii="Times New Roman" w:hAnsi="Times New Roman"/>
-          <w:b w:val="0"/>
-          <w:i w:val="0"/>
-          <w:sz w:val="21"/>
-        </w:rPr>
-        <w:t xml:space="preserve"> Một bạn học sinh dùng cân này để cân khối lượng của một túi cam và ghi kết quả đo như sau: 820 g; 855 g; 870 g. Kết quả nào ghi không đúng quy tắc đo?</w:t>
-      </w:r>
-    </w:p>
-    <w:p>
-      <w:pPr>
-        <w:spacing w:before="20" w:after="40"/>
-        <w:ind w:left="454"/>
-      </w:pPr>
-      <w:r>
-        <w:rPr>
-          <w:rFonts w:ascii="Times New Roman" w:hAnsi="Times New Roman"/>
-          <w:b/>
-          <w:i w:val="0"/>
-          <w:color w:val="C62828"/>
-          <w:sz w:val="21"/>
-        </w:rPr>
-        <w:t>Trả lời:</w:t>
-      </w:r>
-      <w:r>
-        <w:rPr>
-          <w:rFonts w:ascii="Times New Roman" w:hAnsi="Times New Roman"/>
-          <w:b w:val="0"/>
-          <w:i w:val="0"/>
-          <w:sz w:val="21"/>
-        </w:rPr>
-        <w:t xml:space="preserve"> .................................................................................................................................................</w:t>
-      </w:r>
-    </w:p>
-    <w:p>
-      <w:pPr>
-        <w:spacing w:before="40" w:after="40"/>
-        <w:ind w:left="227"/>
-      </w:pPr>
-      <w:r>
-        <w:rPr>
-          <w:rFonts w:ascii="Times New Roman" w:hAnsi="Times New Roman"/>
-          <w:b/>
-          <w:i w:val="0"/>
-          <w:color w:val="C62828"/>
-          <w:sz w:val="21"/>
-        </w:rPr>
-        <w:t>d)</w:t>
-      </w:r>
-      <w:r>
-        <w:rPr>
-          <w:rFonts w:ascii="Times New Roman" w:hAnsi="Times New Roman"/>
-          <w:b w:val="0"/>
-          <w:i w:val="0"/>
-          <w:sz w:val="21"/>
-        </w:rPr>
-        <w:t xml:space="preserve"> Khi đo khối lượng của một gói bánh, một bạn học sinh quan sát được kết quả đo là kim cân nằm chính xác tại vạch số 7 sau vạch 1,3 kg. Khối lượng của túi bánh là bao nhiêu?</w:t>
-      </w:r>
-    </w:p>
-    <w:p>
-      <w:pPr>
-        <w:spacing w:before="20" w:after="40"/>
-        <w:ind w:left="454"/>
-      </w:pPr>
-      <w:r>
-        <w:rPr>
-          <w:rFonts w:ascii="Times New Roman" w:hAnsi="Times New Roman"/>
-          <w:b/>
-          <w:i w:val="0"/>
-          <w:color w:val="C62828"/>
-          <w:sz w:val="21"/>
-        </w:rPr>
-        <w:t>Trả lời:</w:t>
-      </w:r>
-      <w:r>
-        <w:rPr>
-          <w:rFonts w:ascii="Times New Roman" w:hAnsi="Times New Roman"/>
-          <w:b w:val="0"/>
-          <w:i w:val="0"/>
-          <w:sz w:val="21"/>
-        </w:rPr>
-        <w:t xml:space="preserve"> .................................................................................................................................................</w:t>
-      </w:r>
-    </w:p>
-    <w:p>
-      <w:pPr>
-        <w:spacing w:before="140" w:after="40"/>
-      </w:pPr>
-      <w:r>
-        <w:rPr>
-          <w:rFonts w:ascii="Times New Roman" w:hAnsi="Times New Roman"/>
-          <w:b/>
-          <w:i w:val="0"/>
-          <w:color w:val="1565C0"/>
-          <w:sz w:val="22"/>
-        </w:rPr>
-        <w:t>IV. TRẮC NGHIỆM ĐÚNG SAI</w:t>
-      </w:r>
-    </w:p>
-    <w:p>
-      <w:pPr>
-        <w:spacing w:before="80" w:after="40"/>
-      </w:pPr>
-      <w:r>
-        <w:rPr>
-          <w:rFonts w:ascii="Times New Roman" w:hAnsi="Times New Roman"/>
-          <w:b/>
-          <w:i w:val="0"/>
-          <w:color w:val="C62828"/>
-          <w:sz w:val="21"/>
-        </w:rPr>
-        <w:t>Câu 1:</w:t>
-      </w:r>
-      <w:r>
-        <w:rPr>
-          <w:rFonts w:ascii="Times New Roman" w:hAnsi="Times New Roman"/>
-          <w:b w:val="0"/>
-          <w:i w:val="0"/>
-          <w:sz w:val="21"/>
-        </w:rPr>
-        <w:t xml:space="preserve"> Một học sinh dùng một chiếc thước thẳng có Giới hạn đo (GHĐ) là 1 m và Độ chia nhỏ nhất (ĐCNN) là 1 mm để đo chiều dài của một chiếc bàn học. Khi thực hiện phép đo, học sinh đó đặt vạch số 0 của thước trùng với một đầu của bàn, đầu kia của bàn nằm ở vạch 115,5 cm.</w:t>
-      </w:r>
-    </w:p>
-    <w:p>
-      <w:pPr>
-        <w:spacing w:before="20" w:after="40"/>
-        <w:ind w:left="227"/>
+        <w:spacing w:before="0" w:after="80"/>
       </w:pPr>
       <w:r>
         <w:rPr>
@@ -2200,11 +744,130 @@
           <w:i/>
           <w:sz w:val="21"/>
         </w:rPr>
-        <w:t>Mỗi phát biểu sau đây là Đúng hay Sai?</w:t>
+        <w:t>Chọn một phương án trả lời đúng nhất trong mỗi câu hỏi sau:</w:t>
       </w:r>
     </w:p>
     <w:p>
       <w:pPr>
+        <w:spacing w:before="60" w:after="40"/>
+      </w:pPr>
+      <w:r>
+        <w:rPr>
+          <w:rFonts w:ascii="Times New Roman" w:hAnsi="Times New Roman"/>
+          <w:b w:val="0"/>
+          <w:i w:val="0"/>
+          <w:sz w:val="21"/>
+        </w:rPr>
+        <w:t>Câu 1: Đơn vị đo độ dài hợp pháp của nước Việt Nam theo hệ đo lường quốc tế (SI) là gì?</w:t>
+      </w:r>
+    </w:p>
+    <w:p>
+      <w:pPr>
+        <w:tabs>
+          <w:tab w:pos="2551" w:val="left"/>
+          <w:tab w:pos="5102" w:val="left"/>
+          <w:tab w:pos="7654" w:val="left"/>
+        </w:tabs>
+        <w:spacing w:before="20" w:after="40"/>
+      </w:pPr>
+      <w:r>
+        <w:rPr>
+          <w:rFonts w:ascii="Times New Roman" w:hAnsi="Times New Roman"/>
+          <w:b/>
+          <w:i w:val="0"/>
+          <w:sz w:val="21"/>
+        </w:rPr>
+        <w:t xml:space="preserve">A. </w:t>
+      </w:r>
+      <w:r>
+        <w:rPr>
+          <w:rFonts w:ascii="Times New Roman" w:hAnsi="Times New Roman"/>
+          <w:b w:val="0"/>
+          <w:i w:val="0"/>
+          <w:sz w:val="21"/>
+        </w:rPr>
+        <w:t>Centimét (cm).</w:t>
+      </w:r>
+      <w:r>
+        <w:tab/>
+      </w:r>
+      <w:r>
+        <w:rPr>
+          <w:rFonts w:ascii="Times New Roman" w:hAnsi="Times New Roman"/>
+          <w:b/>
+          <w:i w:val="0"/>
+          <w:sz w:val="21"/>
+        </w:rPr>
+        <w:t xml:space="preserve">B. </w:t>
+      </w:r>
+      <w:r>
+        <w:rPr>
+          <w:rFonts w:ascii="Times New Roman" w:hAnsi="Times New Roman"/>
+          <w:b w:val="0"/>
+          <w:i w:val="0"/>
+          <w:sz w:val="21"/>
+        </w:rPr>
+        <w:t>Kilômét (km).</w:t>
+      </w:r>
+      <w:r>
+        <w:tab/>
+      </w:r>
+      <w:r>
+        <w:rPr>
+          <w:rFonts w:ascii="Times New Roman" w:hAnsi="Times New Roman"/>
+          <w:b/>
+          <w:i w:val="0"/>
+          <w:sz w:val="21"/>
+        </w:rPr>
+        <w:t xml:space="preserve">C. </w:t>
+      </w:r>
+      <w:r>
+        <w:rPr>
+          <w:rFonts w:ascii="Times New Roman" w:hAnsi="Times New Roman"/>
+          <w:b w:val="0"/>
+          <w:i w:val="0"/>
+          <w:sz w:val="21"/>
+        </w:rPr>
+        <w:t>Mét (m).</w:t>
+      </w:r>
+      <w:r>
+        <w:tab/>
+      </w:r>
+      <w:r>
+        <w:rPr>
+          <w:rFonts w:ascii="Times New Roman" w:hAnsi="Times New Roman"/>
+          <w:b/>
+          <w:i w:val="0"/>
+          <w:sz w:val="21"/>
+        </w:rPr>
+        <w:t xml:space="preserve">D. </w:t>
+      </w:r>
+      <w:r>
+        <w:rPr>
+          <w:rFonts w:ascii="Times New Roman" w:hAnsi="Times New Roman"/>
+          <w:b w:val="0"/>
+          <w:i w:val="0"/>
+          <w:sz w:val="21"/>
+        </w:rPr>
+        <w:t>Milimét (mm).</w:t>
+      </w:r>
+    </w:p>
+    <w:p>
+      <w:pPr>
+        <w:spacing w:before="60" w:after="40"/>
+      </w:pPr>
+      <w:r>
+        <w:rPr>
+          <w:rFonts w:ascii="Times New Roman" w:hAnsi="Times New Roman"/>
+          <w:b w:val="0"/>
+          <w:i w:val="0"/>
+          <w:sz w:val="21"/>
+        </w:rPr>
+        <w:t>Câu 2: GHĐ của thước là gì?</w:t>
+      </w:r>
+    </w:p>
+    <w:p>
+      <w:pPr>
         <w:spacing w:before="20" w:after="20"/>
         <w:ind w:left="283"/>
       </w:pPr>
@@ -2213,10 +876,9 @@
           <w:rFonts w:ascii="Times New Roman" w:hAnsi="Times New Roman"/>
           <w:b/>
           <w:i w:val="0"/>
-          <w:color w:val="C62828"/>
           <w:sz w:val="21"/>
         </w:rPr>
-        <w:t>a)</w:t>
+        <w:t xml:space="preserve">A. </w:t>
       </w:r>
       <w:r>
         <w:rPr>
@@ -2225,7 +887,7 @@
           <w:i w:val="0"/>
           <w:sz w:val="21"/>
         </w:rPr>
-        <w:t xml:space="preserve"> Cây thước học sinh này chọn là dụng cụ phù hợp nhất để đo chiều dài chiếc bàn.</w:t>
+        <w:t>Là độ dài nhỏ nhất ghi trên thước.</w:t>
       </w:r>
     </w:p>
     <w:p>
@@ -2238,10 +900,9 @@
           <w:rFonts w:ascii="Times New Roman" w:hAnsi="Times New Roman"/>
           <w:b/>
           <w:i w:val="0"/>
-          <w:color w:val="C62828"/>
           <w:sz w:val="21"/>
         </w:rPr>
-        <w:t>b)</w:t>
+        <w:t xml:space="preserve">B. </w:t>
       </w:r>
       <w:r>
         <w:rPr>
@@ -2250,7 +911,7 @@
           <w:i w:val="0"/>
           <w:sz w:val="21"/>
         </w:rPr>
-        <w:t xml:space="preserve"> Kết quả đo chiều dài của chiếc bàn được ghi nhận là 115,5 cm là đúng quy tắc và chính xác.</w:t>
+        <w:t>Là độ dài lớn nhất ghi trên thước.</w:t>
       </w:r>
     </w:p>
     <w:p>
@@ -2263,10 +924,9 @@
           <w:rFonts w:ascii="Times New Roman" w:hAnsi="Times New Roman"/>
           <w:b/>
           <w:i w:val="0"/>
-          <w:color w:val="C62828"/>
           <w:sz w:val="21"/>
         </w:rPr>
-        <w:t>c)</w:t>
+        <w:t xml:space="preserve">C. </w:t>
       </w:r>
       <w:r>
         <w:rPr>
@@ -2275,7 +935,7 @@
           <w:i w:val="0"/>
           <w:sz w:val="21"/>
         </w:rPr>
-        <w:t xml:space="preserve"> Để đo chiếc bàn này một cách chính xác và thuận tiện hơn, nên thay bằng một chiếc thước cuộn hoặc thước dây có GHĐ lớn hơn 115,5 cm.</w:t>
+        <w:t>Là khoảng cách giữa hai vạch chia liên tiếp trên thước.</w:t>
       </w:r>
     </w:p>
     <w:p>
@@ -2288,10 +948,9 @@
           <w:rFonts w:ascii="Times New Roman" w:hAnsi="Times New Roman"/>
           <w:b/>
           <w:i w:val="0"/>
-          <w:color w:val="C62828"/>
           <w:sz w:val="21"/>
         </w:rPr>
-        <w:t>d)</w:t>
+        <w:t xml:space="preserve">D. </w:t>
       </w:r>
       <w:r>
         <w:rPr>
@@ -2300,37 +959,990 @@
           <w:i w:val="0"/>
           <w:sz w:val="21"/>
         </w:rPr>
-        <w:t xml:space="preserve"> Độ chia nhỏ nhất của thước là 1 mm cho phép đọc kết quả đến độ chính xác đến mi-li-mét.</w:t>
+        <w:t>Là chiều dài thực tế của cái thước.</w:t>
       </w:r>
     </w:p>
     <w:p>
       <w:pPr>
-        <w:spacing w:before="80" w:after="40"/>
-      </w:pPr>
-      <w:r>
-        <w:rPr>
-          <w:rFonts w:ascii="Times New Roman" w:hAnsi="Times New Roman"/>
-          <w:b/>
-          <w:i w:val="0"/>
-          <w:color w:val="C62828"/>
+        <w:spacing w:before="60" w:after="40"/>
+      </w:pPr>
+      <w:r>
+        <w:rPr>
+          <w:rFonts w:ascii="Times New Roman" w:hAnsi="Times New Roman"/>
+          <w:b w:val="0"/>
+          <w:i w:val="0"/>
           <w:sz w:val="21"/>
         </w:rPr>
-        <w:t>Câu 2:</w:t>
-      </w:r>
-      <w:r>
-        <w:rPr>
-          <w:rFonts w:ascii="Times New Roman" w:hAnsi="Times New Roman"/>
-          <w:b w:val="0"/>
-          <w:i w:val="0"/>
-          <w:sz w:val="21"/>
-        </w:rPr>
-        <w:t xml:space="preserve"> Bạn An dùng một cân đồng hồ có Giới hạn đo (GHĐ) là 2 kg và Độ chia nhỏ nhất (ĐCNN) là 10 g để cân một hộp bánh có ghi khối lượng tịnh là 750 g. Khi đặt hộp bánh lên cân, kim cân chỉ vạch 760 g. An thực hiện một số nhận định sau:</w:t>
+        <w:t>Câu 3: Dụng cụ nào sau đây không phải là dụng cụ dùng để đo chiều dài?</w:t>
       </w:r>
     </w:p>
     <w:p>
       <w:pPr>
+        <w:tabs>
+          <w:tab w:pos="2551" w:val="left"/>
+          <w:tab w:pos="5102" w:val="left"/>
+          <w:tab w:pos="7654" w:val="left"/>
+        </w:tabs>
         <w:spacing w:before="20" w:after="40"/>
-        <w:ind w:left="227"/>
+      </w:pPr>
+      <w:r>
+        <w:rPr>
+          <w:rFonts w:ascii="Times New Roman" w:hAnsi="Times New Roman"/>
+          <w:b/>
+          <w:i w:val="0"/>
+          <w:sz w:val="21"/>
+        </w:rPr>
+        <w:t xml:space="preserve">A. </w:t>
+      </w:r>
+      <w:r>
+        <w:rPr>
+          <w:rFonts w:ascii="Times New Roman" w:hAnsi="Times New Roman"/>
+          <w:b w:val="0"/>
+          <w:i w:val="0"/>
+          <w:sz w:val="21"/>
+        </w:rPr>
+        <w:t>Thước thẳng.</w:t>
+      </w:r>
+      <w:r>
+        <w:tab/>
+      </w:r>
+      <w:r>
+        <w:rPr>
+          <w:rFonts w:ascii="Times New Roman" w:hAnsi="Times New Roman"/>
+          <w:b/>
+          <w:i w:val="0"/>
+          <w:sz w:val="21"/>
+        </w:rPr>
+        <w:t xml:space="preserve">B. </w:t>
+      </w:r>
+      <w:r>
+        <w:rPr>
+          <w:rFonts w:ascii="Times New Roman" w:hAnsi="Times New Roman"/>
+          <w:b w:val="0"/>
+          <w:i w:val="0"/>
+          <w:sz w:val="21"/>
+        </w:rPr>
+        <w:t>Thước cuộn.</w:t>
+      </w:r>
+      <w:r>
+        <w:tab/>
+      </w:r>
+      <w:r>
+        <w:rPr>
+          <w:rFonts w:ascii="Times New Roman" w:hAnsi="Times New Roman"/>
+          <w:b/>
+          <w:i w:val="0"/>
+          <w:sz w:val="21"/>
+        </w:rPr>
+        <w:t xml:space="preserve">C. </w:t>
+      </w:r>
+      <w:r>
+        <w:rPr>
+          <w:rFonts w:ascii="Times New Roman" w:hAnsi="Times New Roman"/>
+          <w:b w:val="0"/>
+          <w:i w:val="0"/>
+          <w:sz w:val="21"/>
+        </w:rPr>
+        <w:t>Cân đồng hồ.</w:t>
+      </w:r>
+      <w:r>
+        <w:tab/>
+      </w:r>
+      <w:r>
+        <w:rPr>
+          <w:rFonts w:ascii="Times New Roman" w:hAnsi="Times New Roman"/>
+          <w:b/>
+          <w:i w:val="0"/>
+          <w:sz w:val="21"/>
+        </w:rPr>
+        <w:t xml:space="preserve">D. </w:t>
+      </w:r>
+      <w:r>
+        <w:rPr>
+          <w:rFonts w:ascii="Times New Roman" w:hAnsi="Times New Roman"/>
+          <w:b w:val="0"/>
+          <w:i w:val="0"/>
+          <w:sz w:val="21"/>
+        </w:rPr>
+        <w:t>Thước kẹp.</w:t>
+      </w:r>
+    </w:p>
+    <w:p>
+      <w:pPr>
+        <w:spacing w:before="60" w:after="40"/>
+      </w:pPr>
+      <w:r>
+        <w:rPr>
+          <w:rFonts w:ascii="Times New Roman" w:hAnsi="Times New Roman"/>
+          <w:b w:val="0"/>
+          <w:i w:val="0"/>
+          <w:sz w:val="21"/>
+        </w:rPr>
+        <w:t>Câu 4: Khi đo chiều dài của một vật bằng thước, bước đầu tiên cần thực hiện là gì?</w:t>
+      </w:r>
+    </w:p>
+    <w:p>
+      <w:pPr>
+        <w:spacing w:before="20" w:after="20"/>
+        <w:ind w:left="283"/>
+      </w:pPr>
+      <w:r>
+        <w:rPr>
+          <w:rFonts w:ascii="Times New Roman" w:hAnsi="Times New Roman"/>
+          <w:b/>
+          <w:i w:val="0"/>
+          <w:sz w:val="21"/>
+        </w:rPr>
+        <w:t xml:space="preserve">A. </w:t>
+      </w:r>
+      <w:r>
+        <w:rPr>
+          <w:rFonts w:ascii="Times New Roman" w:hAnsi="Times New Roman"/>
+          <w:b w:val="0"/>
+          <w:i w:val="0"/>
+          <w:sz w:val="21"/>
+        </w:rPr>
+        <w:t>Đặt mắt vuông góc với vạch chia trên thước.</w:t>
+      </w:r>
+    </w:p>
+    <w:p>
+      <w:pPr>
+        <w:spacing w:before="20" w:after="20"/>
+        <w:ind w:left="283"/>
+      </w:pPr>
+      <w:r>
+        <w:rPr>
+          <w:rFonts w:ascii="Times New Roman" w:hAnsi="Times New Roman"/>
+          <w:b/>
+          <w:i w:val="0"/>
+          <w:sz w:val="21"/>
+        </w:rPr>
+        <w:t xml:space="preserve">B. </w:t>
+      </w:r>
+      <w:r>
+        <w:rPr>
+          <w:rFonts w:ascii="Times New Roman" w:hAnsi="Times New Roman"/>
+          <w:b w:val="0"/>
+          <w:i w:val="0"/>
+          <w:sz w:val="21"/>
+        </w:rPr>
+        <w:t>Ước lượng chiều dài của vật cần đo.</w:t>
+      </w:r>
+    </w:p>
+    <w:p>
+      <w:pPr>
+        <w:spacing w:before="20" w:after="20"/>
+        <w:ind w:left="283"/>
+      </w:pPr>
+      <w:r>
+        <w:rPr>
+          <w:rFonts w:ascii="Times New Roman" w:hAnsi="Times New Roman"/>
+          <w:b/>
+          <w:i w:val="0"/>
+          <w:sz w:val="21"/>
+        </w:rPr>
+        <w:t xml:space="preserve">C. </w:t>
+      </w:r>
+      <w:r>
+        <w:rPr>
+          <w:rFonts w:ascii="Times New Roman" w:hAnsi="Times New Roman"/>
+          <w:b w:val="0"/>
+          <w:i w:val="0"/>
+          <w:sz w:val="21"/>
+        </w:rPr>
+        <w:t>Đặt thước dọc theo chiều dài cần đo.</w:t>
+      </w:r>
+    </w:p>
+    <w:p>
+      <w:pPr>
+        <w:spacing w:before="20" w:after="20"/>
+        <w:ind w:left="283"/>
+      </w:pPr>
+      <w:r>
+        <w:rPr>
+          <w:rFonts w:ascii="Times New Roman" w:hAnsi="Times New Roman"/>
+          <w:b/>
+          <w:i w:val="0"/>
+          <w:sz w:val="21"/>
+        </w:rPr>
+        <w:t xml:space="preserve">D. </w:t>
+      </w:r>
+      <w:r>
+        <w:rPr>
+          <w:rFonts w:ascii="Times New Roman" w:hAnsi="Times New Roman"/>
+          <w:b w:val="0"/>
+          <w:i w:val="0"/>
+          <w:sz w:val="21"/>
+        </w:rPr>
+        <w:t>Đọc kết quả đo theo vạch chia gần nhất.</w:t>
+      </w:r>
+    </w:p>
+    <w:p>
+      <w:pPr>
+        <w:spacing w:before="60" w:after="40"/>
+      </w:pPr>
+      <w:r>
+        <w:rPr>
+          <w:rFonts w:ascii="Times New Roman" w:hAnsi="Times New Roman"/>
+          <w:b w:val="0"/>
+          <w:i w:val="0"/>
+          <w:sz w:val="21"/>
+        </w:rPr>
+        <w:t>Câu 5: ĐCNN (độ chia nhỏ nhất) của thước là gì?</w:t>
+      </w:r>
+    </w:p>
+    <w:p>
+      <w:pPr>
+        <w:spacing w:before="20" w:after="20"/>
+        <w:ind w:left="283"/>
+      </w:pPr>
+      <w:r>
+        <w:rPr>
+          <w:rFonts w:ascii="Times New Roman" w:hAnsi="Times New Roman"/>
+          <w:b/>
+          <w:i w:val="0"/>
+          <w:sz w:val="21"/>
+        </w:rPr>
+        <w:t xml:space="preserve">A. </w:t>
+      </w:r>
+      <w:r>
+        <w:rPr>
+          <w:rFonts w:ascii="Times New Roman" w:hAnsi="Times New Roman"/>
+          <w:b w:val="0"/>
+          <w:i w:val="0"/>
+          <w:sz w:val="21"/>
+        </w:rPr>
+        <w:t>Độ dài lớn nhất ghi trên thước.</w:t>
+      </w:r>
+    </w:p>
+    <w:p>
+      <w:pPr>
+        <w:spacing w:before="20" w:after="20"/>
+        <w:ind w:left="283"/>
+      </w:pPr>
+      <w:r>
+        <w:rPr>
+          <w:rFonts w:ascii="Times New Roman" w:hAnsi="Times New Roman"/>
+          <w:b/>
+          <w:i w:val="0"/>
+          <w:sz w:val="21"/>
+        </w:rPr>
+        <w:t xml:space="preserve">B. </w:t>
+      </w:r>
+      <w:r>
+        <w:rPr>
+          <w:rFonts w:ascii="Times New Roman" w:hAnsi="Times New Roman"/>
+          <w:b w:val="0"/>
+          <w:i w:val="0"/>
+          <w:sz w:val="21"/>
+        </w:rPr>
+        <w:t>Độ dài giữa hai vạch chia liên tiếp trên thước.</w:t>
+      </w:r>
+    </w:p>
+    <w:p>
+      <w:pPr>
+        <w:spacing w:before="20" w:after="20"/>
+        <w:ind w:left="283"/>
+      </w:pPr>
+      <w:r>
+        <w:rPr>
+          <w:rFonts w:ascii="Times New Roman" w:hAnsi="Times New Roman"/>
+          <w:b/>
+          <w:i w:val="0"/>
+          <w:sz w:val="21"/>
+        </w:rPr>
+        <w:t xml:space="preserve">C. </w:t>
+      </w:r>
+      <w:r>
+        <w:rPr>
+          <w:rFonts w:ascii="Times New Roman" w:hAnsi="Times New Roman"/>
+          <w:b w:val="0"/>
+          <w:i w:val="0"/>
+          <w:sz w:val="21"/>
+        </w:rPr>
+        <w:t>Vạch số 0 của thước.</w:t>
+      </w:r>
+    </w:p>
+    <w:p>
+      <w:pPr>
+        <w:spacing w:before="20" w:after="20"/>
+        <w:ind w:left="283"/>
+      </w:pPr>
+      <w:r>
+        <w:rPr>
+          <w:rFonts w:ascii="Times New Roman" w:hAnsi="Times New Roman"/>
+          <w:b/>
+          <w:i w:val="0"/>
+          <w:sz w:val="21"/>
+        </w:rPr>
+        <w:t xml:space="preserve">D. </w:t>
+      </w:r>
+      <w:r>
+        <w:rPr>
+          <w:rFonts w:ascii="Times New Roman" w:hAnsi="Times New Roman"/>
+          <w:b w:val="0"/>
+          <w:i w:val="0"/>
+          <w:sz w:val="21"/>
+        </w:rPr>
+        <w:t>Chiều dài của vật cần đo.</w:t>
+      </w:r>
+    </w:p>
+    <w:p>
+      <w:pPr>
+        <w:spacing w:before="60" w:after="40"/>
+      </w:pPr>
+      <w:r>
+        <w:rPr>
+          <w:rFonts w:ascii="Times New Roman" w:hAnsi="Times New Roman"/>
+          <w:b w:val="0"/>
+          <w:i w:val="0"/>
+          <w:sz w:val="21"/>
+        </w:rPr>
+        <w:t>Câu 6: Đơn vị đo khối lượng hợp pháp của Việt Nam theo hệ SI là gì?</w:t>
+      </w:r>
+    </w:p>
+    <w:p>
+      <w:pPr>
+        <w:tabs>
+          <w:tab w:pos="2551" w:val="left"/>
+          <w:tab w:pos="5102" w:val="left"/>
+          <w:tab w:pos="7654" w:val="left"/>
+        </w:tabs>
+        <w:spacing w:before="20" w:after="40"/>
+      </w:pPr>
+      <w:r>
+        <w:rPr>
+          <w:rFonts w:ascii="Times New Roman" w:hAnsi="Times New Roman"/>
+          <w:b/>
+          <w:i w:val="0"/>
+          <w:sz w:val="21"/>
+        </w:rPr>
+        <w:t xml:space="preserve">A. </w:t>
+      </w:r>
+      <w:r>
+        <w:rPr>
+          <w:rFonts w:ascii="Times New Roman" w:hAnsi="Times New Roman"/>
+          <w:b w:val="0"/>
+          <w:i w:val="0"/>
+          <w:sz w:val="21"/>
+        </w:rPr>
+        <w:t>Gam (g).</w:t>
+      </w:r>
+      <w:r>
+        <w:tab/>
+      </w:r>
+      <w:r>
+        <w:rPr>
+          <w:rFonts w:ascii="Times New Roman" w:hAnsi="Times New Roman"/>
+          <w:b/>
+          <w:i w:val="0"/>
+          <w:sz w:val="21"/>
+        </w:rPr>
+        <w:t xml:space="preserve">B. </w:t>
+      </w:r>
+      <w:r>
+        <w:rPr>
+          <w:rFonts w:ascii="Times New Roman" w:hAnsi="Times New Roman"/>
+          <w:b w:val="0"/>
+          <w:i w:val="0"/>
+          <w:sz w:val="21"/>
+        </w:rPr>
+        <w:t>Kilôgam (kg).</w:t>
+      </w:r>
+      <w:r>
+        <w:tab/>
+      </w:r>
+      <w:r>
+        <w:rPr>
+          <w:rFonts w:ascii="Times New Roman" w:hAnsi="Times New Roman"/>
+          <w:b/>
+          <w:i w:val="0"/>
+          <w:sz w:val="21"/>
+        </w:rPr>
+        <w:t xml:space="preserve">C. </w:t>
+      </w:r>
+      <w:r>
+        <w:rPr>
+          <w:rFonts w:ascii="Times New Roman" w:hAnsi="Times New Roman"/>
+          <w:b w:val="0"/>
+          <w:i w:val="0"/>
+          <w:sz w:val="21"/>
+        </w:rPr>
+        <w:t>Miligam (mg).</w:t>
+      </w:r>
+      <w:r>
+        <w:tab/>
+      </w:r>
+      <w:r>
+        <w:rPr>
+          <w:rFonts w:ascii="Times New Roman" w:hAnsi="Times New Roman"/>
+          <w:b/>
+          <w:i w:val="0"/>
+          <w:sz w:val="21"/>
+        </w:rPr>
+        <w:t xml:space="preserve">D. </w:t>
+      </w:r>
+      <w:r>
+        <w:rPr>
+          <w:rFonts w:ascii="Times New Roman" w:hAnsi="Times New Roman"/>
+          <w:b w:val="0"/>
+          <w:i w:val="0"/>
+          <w:sz w:val="21"/>
+        </w:rPr>
+        <w:t>Tấn.</w:t>
+      </w:r>
+    </w:p>
+    <w:p>
+      <w:pPr>
+        <w:spacing w:before="60" w:after="40"/>
+      </w:pPr>
+      <w:r>
+        <w:rPr>
+          <w:rFonts w:ascii="Times New Roman" w:hAnsi="Times New Roman"/>
+          <w:b w:val="0"/>
+          <w:i w:val="0"/>
+          <w:sz w:val="21"/>
+        </w:rPr>
+        <w:t>Câu 7: Trong các dụng cụ sau đây, dụng cụ nào dùng để đo khối lượng?</w:t>
+      </w:r>
+    </w:p>
+    <w:p>
+      <w:pPr>
+        <w:tabs>
+          <w:tab w:pos="2551" w:val="left"/>
+          <w:tab w:pos="5102" w:val="left"/>
+          <w:tab w:pos="7654" w:val="left"/>
+        </w:tabs>
+        <w:spacing w:before="20" w:after="40"/>
+      </w:pPr>
+      <w:r>
+        <w:rPr>
+          <w:rFonts w:ascii="Times New Roman" w:hAnsi="Times New Roman"/>
+          <w:b/>
+          <w:i w:val="0"/>
+          <w:sz w:val="21"/>
+        </w:rPr>
+        <w:t xml:space="preserve">A. </w:t>
+      </w:r>
+      <w:r>
+        <w:rPr>
+          <w:rFonts w:ascii="Times New Roman" w:hAnsi="Times New Roman"/>
+          <w:b w:val="0"/>
+          <w:i w:val="0"/>
+          <w:sz w:val="21"/>
+        </w:rPr>
+        <w:t>Thước cuộn.</w:t>
+      </w:r>
+      <w:r>
+        <w:tab/>
+      </w:r>
+      <w:r>
+        <w:rPr>
+          <w:rFonts w:ascii="Times New Roman" w:hAnsi="Times New Roman"/>
+          <w:b/>
+          <w:i w:val="0"/>
+          <w:sz w:val="21"/>
+        </w:rPr>
+        <w:t xml:space="preserve">B. </w:t>
+      </w:r>
+      <w:r>
+        <w:rPr>
+          <w:rFonts w:ascii="Times New Roman" w:hAnsi="Times New Roman"/>
+          <w:b w:val="0"/>
+          <w:i w:val="0"/>
+          <w:sz w:val="21"/>
+        </w:rPr>
+        <w:t>Bình chia độ.</w:t>
+      </w:r>
+      <w:r>
+        <w:tab/>
+      </w:r>
+      <w:r>
+        <w:rPr>
+          <w:rFonts w:ascii="Times New Roman" w:hAnsi="Times New Roman"/>
+          <w:b/>
+          <w:i w:val="0"/>
+          <w:sz w:val="21"/>
+        </w:rPr>
+        <w:t xml:space="preserve">C. </w:t>
+      </w:r>
+      <w:r>
+        <w:rPr>
+          <w:rFonts w:ascii="Times New Roman" w:hAnsi="Times New Roman"/>
+          <w:b w:val="0"/>
+          <w:i w:val="0"/>
+          <w:sz w:val="21"/>
+        </w:rPr>
+        <w:t>Cân đồng hồ.</w:t>
+      </w:r>
+      <w:r>
+        <w:tab/>
+      </w:r>
+      <w:r>
+        <w:rPr>
+          <w:rFonts w:ascii="Times New Roman" w:hAnsi="Times New Roman"/>
+          <w:b/>
+          <w:i w:val="0"/>
+          <w:sz w:val="21"/>
+        </w:rPr>
+        <w:t xml:space="preserve">D. </w:t>
+      </w:r>
+      <w:r>
+        <w:rPr>
+          <w:rFonts w:ascii="Times New Roman" w:hAnsi="Times New Roman"/>
+          <w:b w:val="0"/>
+          <w:i w:val="0"/>
+          <w:sz w:val="21"/>
+        </w:rPr>
+        <w:t>Nhiệt kế.</w:t>
+      </w:r>
+    </w:p>
+    <w:p>
+      <w:pPr>
+        <w:spacing w:before="60" w:after="40"/>
+      </w:pPr>
+      <w:r>
+        <w:rPr>
+          <w:rFonts w:ascii="Times New Roman" w:hAnsi="Times New Roman"/>
+          <w:b w:val="0"/>
+          <w:i w:val="0"/>
+          <w:sz w:val="21"/>
+        </w:rPr>
+        <w:t>Câu 8: Khi dùng cân đồng hồ để đo khối lượng của một vật, bước đầu tiên cần làm là gì?</w:t>
+      </w:r>
+    </w:p>
+    <w:p>
+      <w:pPr>
+        <w:spacing w:before="20" w:after="20"/>
+        <w:ind w:left="283"/>
+      </w:pPr>
+      <w:r>
+        <w:rPr>
+          <w:rFonts w:ascii="Times New Roman" w:hAnsi="Times New Roman"/>
+          <w:b/>
+          <w:i w:val="0"/>
+          <w:sz w:val="21"/>
+        </w:rPr>
+        <w:t xml:space="preserve">A. </w:t>
+      </w:r>
+      <w:r>
+        <w:rPr>
+          <w:rFonts w:ascii="Times New Roman" w:hAnsi="Times New Roman"/>
+          <w:b w:val="0"/>
+          <w:i w:val="0"/>
+          <w:sz w:val="21"/>
+        </w:rPr>
+        <w:t>Đặt vật lên đĩa cân.</w:t>
+      </w:r>
+    </w:p>
+    <w:p>
+      <w:pPr>
+        <w:spacing w:before="20" w:after="20"/>
+        <w:ind w:left="283"/>
+      </w:pPr>
+      <w:r>
+        <w:rPr>
+          <w:rFonts w:ascii="Times New Roman" w:hAnsi="Times New Roman"/>
+          <w:b/>
+          <w:i w:val="0"/>
+          <w:sz w:val="21"/>
+        </w:rPr>
+        <w:t xml:space="preserve">B. </w:t>
+      </w:r>
+      <w:r>
+        <w:rPr>
+          <w:rFonts w:ascii="Times New Roman" w:hAnsi="Times New Roman"/>
+          <w:b w:val="0"/>
+          <w:i w:val="0"/>
+          <w:sz w:val="21"/>
+        </w:rPr>
+        <w:t>Ước lượng khối lượng của vật cần cân.</w:t>
+      </w:r>
+    </w:p>
+    <w:p>
+      <w:pPr>
+        <w:spacing w:before="20" w:after="20"/>
+        <w:ind w:left="283"/>
+      </w:pPr>
+      <w:r>
+        <w:rPr>
+          <w:rFonts w:ascii="Times New Roman" w:hAnsi="Times New Roman"/>
+          <w:b/>
+          <w:i w:val="0"/>
+          <w:sz w:val="21"/>
+        </w:rPr>
+        <w:t xml:space="preserve">C. </w:t>
+      </w:r>
+      <w:r>
+        <w:rPr>
+          <w:rFonts w:ascii="Times New Roman" w:hAnsi="Times New Roman"/>
+          <w:b w:val="0"/>
+          <w:i w:val="0"/>
+          <w:sz w:val="21"/>
+        </w:rPr>
+        <w:t>Đọc và ghi kết quả đo.</w:t>
+      </w:r>
+    </w:p>
+    <w:p>
+      <w:pPr>
+        <w:spacing w:before="20" w:after="20"/>
+        <w:ind w:left="283"/>
+      </w:pPr>
+      <w:r>
+        <w:rPr>
+          <w:rFonts w:ascii="Times New Roman" w:hAnsi="Times New Roman"/>
+          <w:b/>
+          <w:i w:val="0"/>
+          <w:sz w:val="21"/>
+        </w:rPr>
+        <w:t xml:space="preserve">D. </w:t>
+      </w:r>
+      <w:r>
+        <w:rPr>
+          <w:rFonts w:ascii="Times New Roman" w:hAnsi="Times New Roman"/>
+          <w:b w:val="0"/>
+          <w:i w:val="0"/>
+          <w:sz w:val="21"/>
+        </w:rPr>
+        <w:t>Chỉnh kim cân đúng vạch số 0.</w:t>
+      </w:r>
+    </w:p>
+    <w:p>
+      <w:pPr>
+        <w:spacing w:before="60" w:after="40"/>
+      </w:pPr>
+      <w:r>
+        <w:rPr>
+          <w:rFonts w:ascii="Times New Roman" w:hAnsi="Times New Roman"/>
+          <w:b w:val="0"/>
+          <w:i w:val="0"/>
+          <w:sz w:val="21"/>
+        </w:rPr>
+        <w:t>Câu 9: Đơn vị đo thời gian trong hệ thống đo lường chính thức (SI) của nước ta hiện nay là gì?</w:t>
+      </w:r>
+    </w:p>
+    <w:p>
+      <w:pPr>
+        <w:tabs>
+          <w:tab w:pos="2551" w:val="left"/>
+          <w:tab w:pos="5102" w:val="left"/>
+          <w:tab w:pos="7654" w:val="left"/>
+        </w:tabs>
+        <w:spacing w:before="20" w:after="40"/>
+      </w:pPr>
+      <w:r>
+        <w:rPr>
+          <w:rFonts w:ascii="Times New Roman" w:hAnsi="Times New Roman"/>
+          <w:b/>
+          <w:i w:val="0"/>
+          <w:sz w:val="21"/>
+        </w:rPr>
+        <w:t xml:space="preserve">A. </w:t>
+      </w:r>
+      <w:r>
+        <w:rPr>
+          <w:rFonts w:ascii="Times New Roman" w:hAnsi="Times New Roman"/>
+          <w:b w:val="0"/>
+          <w:i w:val="0"/>
+          <w:sz w:val="21"/>
+        </w:rPr>
+        <w:t>Giờ.</w:t>
+      </w:r>
+      <w:r>
+        <w:tab/>
+      </w:r>
+      <w:r>
+        <w:rPr>
+          <w:rFonts w:ascii="Times New Roman" w:hAnsi="Times New Roman"/>
+          <w:b/>
+          <w:i w:val="0"/>
+          <w:sz w:val="21"/>
+        </w:rPr>
+        <w:t xml:space="preserve">B. </w:t>
+      </w:r>
+      <w:r>
+        <w:rPr>
+          <w:rFonts w:ascii="Times New Roman" w:hAnsi="Times New Roman"/>
+          <w:b w:val="0"/>
+          <w:i w:val="0"/>
+          <w:sz w:val="21"/>
+        </w:rPr>
+        <w:t>Phút.</w:t>
+      </w:r>
+      <w:r>
+        <w:tab/>
+      </w:r>
+      <w:r>
+        <w:rPr>
+          <w:rFonts w:ascii="Times New Roman" w:hAnsi="Times New Roman"/>
+          <w:b/>
+          <w:i w:val="0"/>
+          <w:sz w:val="21"/>
+        </w:rPr>
+        <w:t xml:space="preserve">C. </w:t>
+      </w:r>
+      <w:r>
+        <w:rPr>
+          <w:rFonts w:ascii="Times New Roman" w:hAnsi="Times New Roman"/>
+          <w:b w:val="0"/>
+          <w:i w:val="0"/>
+          <w:sz w:val="21"/>
+        </w:rPr>
+        <w:t>Giây (s).</w:t>
+      </w:r>
+      <w:r>
+        <w:tab/>
+      </w:r>
+      <w:r>
+        <w:rPr>
+          <w:rFonts w:ascii="Times New Roman" w:hAnsi="Times New Roman"/>
+          <w:b/>
+          <w:i w:val="0"/>
+          <w:sz w:val="21"/>
+        </w:rPr>
+        <w:t xml:space="preserve">D. </w:t>
+      </w:r>
+      <w:r>
+        <w:rPr>
+          <w:rFonts w:ascii="Times New Roman" w:hAnsi="Times New Roman"/>
+          <w:b w:val="0"/>
+          <w:i w:val="0"/>
+          <w:sz w:val="21"/>
+        </w:rPr>
+        <w:t>Ngày.</w:t>
+      </w:r>
+    </w:p>
+    <w:p>
+      <w:pPr>
+        <w:spacing w:before="60" w:after="40"/>
+      </w:pPr>
+      <w:r>
+        <w:rPr>
+          <w:rFonts w:ascii="Times New Roman" w:hAnsi="Times New Roman"/>
+          <w:b w:val="0"/>
+          <w:i w:val="0"/>
+          <w:sz w:val="21"/>
+        </w:rPr>
+        <w:t>Câu 10: Dụng cụ thông dụng nhất dùng để đo thời gian là:</w:t>
+      </w:r>
+    </w:p>
+    <w:p>
+      <w:pPr>
+        <w:tabs>
+          <w:tab w:pos="2551" w:val="left"/>
+          <w:tab w:pos="5102" w:val="left"/>
+          <w:tab w:pos="7654" w:val="left"/>
+        </w:tabs>
+        <w:spacing w:before="20" w:after="40"/>
+      </w:pPr>
+      <w:r>
+        <w:rPr>
+          <w:rFonts w:ascii="Times New Roman" w:hAnsi="Times New Roman"/>
+          <w:b/>
+          <w:i w:val="0"/>
+          <w:sz w:val="21"/>
+        </w:rPr>
+        <w:t xml:space="preserve">A. </w:t>
+      </w:r>
+      <w:r>
+        <w:rPr>
+          <w:rFonts w:ascii="Times New Roman" w:hAnsi="Times New Roman"/>
+          <w:b w:val="0"/>
+          <w:i w:val="0"/>
+          <w:sz w:val="21"/>
+        </w:rPr>
+        <w:t>Thước thẳng.</w:t>
+      </w:r>
+      <w:r>
+        <w:tab/>
+      </w:r>
+      <w:r>
+        <w:rPr>
+          <w:rFonts w:ascii="Times New Roman" w:hAnsi="Times New Roman"/>
+          <w:b/>
+          <w:i w:val="0"/>
+          <w:sz w:val="21"/>
+        </w:rPr>
+        <w:t xml:space="preserve">B. </w:t>
+      </w:r>
+      <w:r>
+        <w:rPr>
+          <w:rFonts w:ascii="Times New Roman" w:hAnsi="Times New Roman"/>
+          <w:b w:val="0"/>
+          <w:i w:val="0"/>
+          <w:sz w:val="21"/>
+        </w:rPr>
+        <w:t>Cân.</w:t>
+      </w:r>
+      <w:r>
+        <w:tab/>
+      </w:r>
+      <w:r>
+        <w:rPr>
+          <w:rFonts w:ascii="Times New Roman" w:hAnsi="Times New Roman"/>
+          <w:b/>
+          <w:i w:val="0"/>
+          <w:sz w:val="21"/>
+        </w:rPr>
+        <w:t xml:space="preserve">C. </w:t>
+      </w:r>
+      <w:r>
+        <w:rPr>
+          <w:rFonts w:ascii="Times New Roman" w:hAnsi="Times New Roman"/>
+          <w:b w:val="0"/>
+          <w:i w:val="0"/>
+          <w:sz w:val="21"/>
+        </w:rPr>
+        <w:t>Đồng hồ.</w:t>
+      </w:r>
+      <w:r>
+        <w:tab/>
+      </w:r>
+      <w:r>
+        <w:rPr>
+          <w:rFonts w:ascii="Times New Roman" w:hAnsi="Times New Roman"/>
+          <w:b/>
+          <w:i w:val="0"/>
+          <w:sz w:val="21"/>
+        </w:rPr>
+        <w:t xml:space="preserve">D. </w:t>
+      </w:r>
+      <w:r>
+        <w:rPr>
+          <w:rFonts w:ascii="Times New Roman" w:hAnsi="Times New Roman"/>
+          <w:b w:val="0"/>
+          <w:i w:val="0"/>
+          <w:sz w:val="21"/>
+        </w:rPr>
+        <w:t>Nhiệt kế.</w:t>
+      </w:r>
+    </w:p>
+    <w:p>
+      <w:pPr>
+        <w:spacing w:before="60" w:after="40"/>
+      </w:pPr>
+      <w:r>
+        <w:rPr>
+          <w:rFonts w:ascii="Times New Roman" w:hAnsi="Times New Roman"/>
+          <w:b w:val="0"/>
+          <w:i w:val="0"/>
+          <w:sz w:val="21"/>
+        </w:rPr>
+        <w:t>Câu 11: Trong các đồng hồ sau đây, loại đồng hồ nào thường dùng để đo thời gian trong các cuộc thi đấu thể thao (như chạy 100m, 200m)?</w:t>
+      </w:r>
+    </w:p>
+    <w:p>
+      <w:pPr>
+        <w:tabs>
+          <w:tab w:pos="5102" w:val="left"/>
+        </w:tabs>
+        <w:spacing w:before="20" w:after="20"/>
+      </w:pPr>
+      <w:r>
+        <w:rPr>
+          <w:rFonts w:ascii="Times New Roman" w:hAnsi="Times New Roman"/>
+          <w:b/>
+          <w:i w:val="0"/>
+          <w:sz w:val="21"/>
+        </w:rPr>
+        <w:t xml:space="preserve">A. </w:t>
+      </w:r>
+      <w:r>
+        <w:rPr>
+          <w:rFonts w:ascii="Times New Roman" w:hAnsi="Times New Roman"/>
+          <w:b w:val="0"/>
+          <w:i w:val="0"/>
+          <w:sz w:val="21"/>
+        </w:rPr>
+        <w:t>Đồng hồ cát.</w:t>
+      </w:r>
+      <w:r>
+        <w:tab/>
+      </w:r>
+      <w:r>
+        <w:rPr>
+          <w:rFonts w:ascii="Times New Roman" w:hAnsi="Times New Roman"/>
+          <w:b/>
+          <w:i w:val="0"/>
+          <w:sz w:val="21"/>
+        </w:rPr>
+        <w:t xml:space="preserve">B. </w:t>
+      </w:r>
+      <w:r>
+        <w:rPr>
+          <w:rFonts w:ascii="Times New Roman" w:hAnsi="Times New Roman"/>
+          <w:b w:val="0"/>
+          <w:i w:val="0"/>
+          <w:sz w:val="21"/>
+        </w:rPr>
+        <w:t>Đồng hồ bấm giây.</w:t>
+      </w:r>
+    </w:p>
+    <w:p>
+      <w:pPr>
+        <w:tabs>
+          <w:tab w:pos="5102" w:val="left"/>
+        </w:tabs>
+        <w:spacing w:before="20" w:after="40"/>
+      </w:pPr>
+      <w:r>
+        <w:rPr>
+          <w:rFonts w:ascii="Times New Roman" w:hAnsi="Times New Roman"/>
+          <w:b/>
+          <w:i w:val="0"/>
+          <w:sz w:val="21"/>
+        </w:rPr>
+        <w:t xml:space="preserve">C. </w:t>
+      </w:r>
+      <w:r>
+        <w:rPr>
+          <w:rFonts w:ascii="Times New Roman" w:hAnsi="Times New Roman"/>
+          <w:b w:val="0"/>
+          <w:i w:val="0"/>
+          <w:sz w:val="21"/>
+        </w:rPr>
+        <w:t>Đồng hồ treo tường.</w:t>
+      </w:r>
+      <w:r>
+        <w:tab/>
+      </w:r>
+      <w:r>
+        <w:rPr>
+          <w:rFonts w:ascii="Times New Roman" w:hAnsi="Times New Roman"/>
+          <w:b/>
+          <w:i w:val="0"/>
+          <w:sz w:val="21"/>
+        </w:rPr>
+        <w:t xml:space="preserve">D. </w:t>
+      </w:r>
+      <w:r>
+        <w:rPr>
+          <w:rFonts w:ascii="Times New Roman" w:hAnsi="Times New Roman"/>
+          <w:b w:val="0"/>
+          <w:i w:val="0"/>
+          <w:sz w:val="21"/>
+        </w:rPr>
+        <w:t>Đồng hồ để bàn.</w:t>
+      </w:r>
+    </w:p>
+    <w:p>
+      <w:pPr>
+        <w:spacing w:before="120" w:after="40"/>
+      </w:pPr>
+      <w:r>
+        <w:rPr>
+          <w:rFonts w:ascii="Times New Roman" w:hAnsi="Times New Roman"/>
+          <w:b/>
+          <w:i w:val="0"/>
+          <w:color w:val="2E7D32"/>
+          <w:sz w:val="23"/>
+        </w:rPr>
+        <w:t>III. TRẮC NGHIỆM TRẢ LỜI NGẮN</w:t>
+      </w:r>
+    </w:p>
+    <w:p>
+      <w:pPr>
+        <w:spacing w:before="0" w:after="80"/>
       </w:pPr>
       <w:r>
         <w:rPr>
@@ -2339,32 +1951,431 @@
           <w:i/>
           <w:sz w:val="21"/>
         </w:rPr>
-        <w:t>Mỗi phát biểu sau đây là Đúng hay Sai?</w:t>
+        <w:t>Học sinh tính toán và viết câu trả lời ngắn gọn vào chỗ trống:</w:t>
       </w:r>
     </w:p>
     <w:p>
       <w:pPr>
+        <w:spacing w:before="80" w:after="40"/>
+      </w:pPr>
+      <w:r>
+        <w:rPr>
+          <w:rFonts w:ascii="Times New Roman" w:hAnsi="Times New Roman"/>
+          <w:b/>
+          <w:i w:val="0"/>
+          <w:sz w:val="21"/>
+        </w:rPr>
+        <w:t xml:space="preserve">Câu 1. </w:t>
+      </w:r>
+      <w:r>
+        <w:rPr>
+          <w:rFonts w:ascii="Times New Roman" w:hAnsi="Times New Roman"/>
+          <w:b w:val="0"/>
+          <w:i w:val="0"/>
+          <w:sz w:val="21"/>
+        </w:rPr>
+        <w:t>Một thước thẳng có vạch chia bắt đầu từ số 0 cm và kết thúc ở số 30 cm. Giữa hai vạch số 0 và số 1 cm được chia thành 5 khoảng bằng nhau.</w:t>
+      </w:r>
+    </w:p>
+    <w:p>
+      <w:pPr>
+        <w:spacing w:before="40" w:after="20"/>
+        <w:ind w:left="227"/>
+      </w:pPr>
+      <w:r>
+        <w:rPr>
+          <w:rFonts w:ascii="Times New Roman" w:hAnsi="Times New Roman"/>
+          <w:b/>
+          <w:i w:val="0"/>
+          <w:color w:val="C62828"/>
+          <w:sz w:val="21"/>
+        </w:rPr>
+        <w:t>a)</w:t>
+      </w:r>
+      <w:r>
+        <w:rPr>
+          <w:rFonts w:ascii="Times New Roman" w:hAnsi="Times New Roman"/>
+          <w:b w:val="0"/>
+          <w:i w:val="0"/>
+          <w:sz w:val="21"/>
+        </w:rPr>
+        <w:t xml:space="preserve"> Độ chia nhỏ nhất (ĐCNN) của thước này là bao nhiêu mi-li-mét?</w:t>
+      </w:r>
+    </w:p>
+    <w:p>
+      <w:pPr>
+        <w:spacing w:before="20" w:after="40"/>
+        <w:ind w:left="454"/>
+      </w:pPr>
+      <w:r>
+        <w:rPr>
+          <w:rFonts w:ascii="Times New Roman" w:hAnsi="Times New Roman"/>
+          <w:b w:val="0"/>
+          <w:i w:val="0"/>
+          <w:sz w:val="21"/>
+        </w:rPr>
+        <w:t>Đáp số: ......................................................................................................................</w:t>
+      </w:r>
+    </w:p>
+    <w:p>
+      <w:pPr>
+        <w:spacing w:before="40" w:after="20"/>
+        <w:ind w:left="227"/>
+      </w:pPr>
+      <w:r>
+        <w:rPr>
+          <w:rFonts w:ascii="Times New Roman" w:hAnsi="Times New Roman"/>
+          <w:b/>
+          <w:i w:val="0"/>
+          <w:color w:val="C62828"/>
+          <w:sz w:val="21"/>
+        </w:rPr>
+        <w:t>b)</w:t>
+      </w:r>
+      <w:r>
+        <w:rPr>
+          <w:rFonts w:ascii="Times New Roman" w:hAnsi="Times New Roman"/>
+          <w:b w:val="0"/>
+          <w:i w:val="0"/>
+          <w:sz w:val="21"/>
+        </w:rPr>
+        <w:t xml:space="preserve"> Giới hạn đo (GHĐ) của cây thước này là bao nhiêu mét?</w:t>
+      </w:r>
+    </w:p>
+    <w:p>
+      <w:pPr>
+        <w:spacing w:before="20" w:after="40"/>
+        <w:ind w:left="454"/>
+      </w:pPr>
+      <w:r>
+        <w:rPr>
+          <w:rFonts w:ascii="Times New Roman" w:hAnsi="Times New Roman"/>
+          <w:b w:val="0"/>
+          <w:i w:val="0"/>
+          <w:sz w:val="21"/>
+        </w:rPr>
+        <w:t>Đáp số: ......................................................................................................................</w:t>
+      </w:r>
+    </w:p>
+    <w:p>
+      <w:pPr>
+        <w:spacing w:before="40" w:after="20"/>
+        <w:ind w:left="227"/>
+      </w:pPr>
+      <w:r>
+        <w:rPr>
+          <w:rFonts w:ascii="Times New Roman" w:hAnsi="Times New Roman"/>
+          <w:b/>
+          <w:i w:val="0"/>
+          <w:color w:val="C62828"/>
+          <w:sz w:val="21"/>
+        </w:rPr>
+        <w:t>c)</w:t>
+      </w:r>
+      <w:r>
+        <w:rPr>
+          <w:rFonts w:ascii="Times New Roman" w:hAnsi="Times New Roman"/>
+          <w:b w:val="0"/>
+          <w:i w:val="0"/>
+          <w:sz w:val="21"/>
+        </w:rPr>
+        <w:t xml:space="preserve"> Một bạn học sinh dùng cây thước này để đo chiều dài của cây bút bi và ghi kết quả đo như sau: 22,50 cm; 22,2 cm; 22,25 cm. Kết quả nào ghi đúng quy tắc đo?</w:t>
+      </w:r>
+    </w:p>
+    <w:p>
+      <w:pPr>
+        <w:spacing w:before="20" w:after="40"/>
+        <w:ind w:left="454"/>
+      </w:pPr>
+      <w:r>
+        <w:rPr>
+          <w:rFonts w:ascii="Times New Roman" w:hAnsi="Times New Roman"/>
+          <w:b w:val="0"/>
+          <w:i w:val="0"/>
+          <w:sz w:val="21"/>
+        </w:rPr>
+        <w:t>Đáp số: ......................................................................................................................</w:t>
+      </w:r>
+    </w:p>
+    <w:p>
+      <w:pPr>
+        <w:spacing w:before="40" w:after="20"/>
+        <w:ind w:left="227"/>
+      </w:pPr>
+      <w:r>
+        <w:rPr>
+          <w:rFonts w:ascii="Times New Roman" w:hAnsi="Times New Roman"/>
+          <w:b/>
+          <w:i w:val="0"/>
+          <w:color w:val="C62828"/>
+          <w:sz w:val="21"/>
+        </w:rPr>
+        <w:t>d)</w:t>
+      </w:r>
+      <w:r>
+        <w:rPr>
+          <w:rFonts w:ascii="Times New Roman" w:hAnsi="Times New Roman"/>
+          <w:b w:val="0"/>
+          <w:i w:val="0"/>
+          <w:sz w:val="21"/>
+        </w:rPr>
+        <w:t xml:space="preserve"> Khi đo chiều dài của quyển sách KHTN 6 một đầu của quyển sách đặt trùng với vạch số 0, đầu kia của quyển sách nằm chính xác tại vạch số 3 sau vạch 22 cm. Chiều dài của quyển sách là bao nhiêu?</w:t>
+      </w:r>
+    </w:p>
+    <w:p>
+      <w:pPr>
+        <w:spacing w:before="20" w:after="40"/>
+        <w:ind w:left="454"/>
+      </w:pPr>
+      <w:r>
+        <w:rPr>
+          <w:rFonts w:ascii="Times New Roman" w:hAnsi="Times New Roman"/>
+          <w:b w:val="0"/>
+          <w:i w:val="0"/>
+          <w:sz w:val="21"/>
+        </w:rPr>
+        <w:t>Đáp số: ......................................................................................................................</w:t>
+      </w:r>
+    </w:p>
+    <w:p>
+      <w:pPr>
+        <w:spacing w:before="80" w:after="40"/>
+      </w:pPr>
+      <w:r>
+        <w:rPr>
+          <w:rFonts w:ascii="Times New Roman" w:hAnsi="Times New Roman"/>
+          <w:b/>
+          <w:i w:val="0"/>
+          <w:sz w:val="21"/>
+        </w:rPr>
+        <w:t xml:space="preserve">Câu 2. </w:t>
+      </w:r>
+      <w:r>
+        <w:rPr>
+          <w:rFonts w:ascii="Times New Roman" w:hAnsi="Times New Roman"/>
+          <w:b w:val="0"/>
+          <w:i w:val="0"/>
+          <w:sz w:val="21"/>
+        </w:rPr>
+        <w:t>Một cân đồng hồ có vạch chia bắt đầu từ số 0 và trên cân có ghi 2 kg. Giữa hai vạch số 0 và số 100 g được chia thành 10 khoảng bằng nhau.</w:t>
+      </w:r>
+    </w:p>
+    <w:p>
+      <w:pPr>
+        <w:spacing w:before="40" w:after="20"/>
+        <w:ind w:left="227"/>
+      </w:pPr>
+      <w:r>
+        <w:rPr>
+          <w:rFonts w:ascii="Times New Roman" w:hAnsi="Times New Roman"/>
+          <w:b/>
+          <w:i w:val="0"/>
+          <w:color w:val="C62828"/>
+          <w:sz w:val="21"/>
+        </w:rPr>
+        <w:t>a)</w:t>
+      </w:r>
+      <w:r>
+        <w:rPr>
+          <w:rFonts w:ascii="Times New Roman" w:hAnsi="Times New Roman"/>
+          <w:b w:val="0"/>
+          <w:i w:val="0"/>
+          <w:sz w:val="21"/>
+        </w:rPr>
+        <w:t xml:space="preserve"> Độ chia nhỏ nhất (ĐCNN) của cân này là bao nhiêu kg?</w:t>
+      </w:r>
+    </w:p>
+    <w:p>
+      <w:pPr>
+        <w:spacing w:before="20" w:after="40"/>
+        <w:ind w:left="454"/>
+      </w:pPr>
+      <w:r>
+        <w:rPr>
+          <w:rFonts w:ascii="Times New Roman" w:hAnsi="Times New Roman"/>
+          <w:b w:val="0"/>
+          <w:i w:val="0"/>
+          <w:sz w:val="21"/>
+        </w:rPr>
+        <w:t>Đáp số: ......................................................................................................................</w:t>
+      </w:r>
+    </w:p>
+    <w:p>
+      <w:pPr>
+        <w:spacing w:before="40" w:after="20"/>
+        <w:ind w:left="227"/>
+      </w:pPr>
+      <w:r>
+        <w:rPr>
+          <w:rFonts w:ascii="Times New Roman" w:hAnsi="Times New Roman"/>
+          <w:b/>
+          <w:i w:val="0"/>
+          <w:color w:val="C62828"/>
+          <w:sz w:val="21"/>
+        </w:rPr>
+        <w:t>b)</w:t>
+      </w:r>
+      <w:r>
+        <w:rPr>
+          <w:rFonts w:ascii="Times New Roman" w:hAnsi="Times New Roman"/>
+          <w:b w:val="0"/>
+          <w:i w:val="0"/>
+          <w:sz w:val="21"/>
+        </w:rPr>
+        <w:t xml:space="preserve"> Giới hạn đo (GHĐ) của cân này là bao nhiêu kg?</w:t>
+      </w:r>
+    </w:p>
+    <w:p>
+      <w:pPr>
+        <w:spacing w:before="20" w:after="40"/>
+        <w:ind w:left="454"/>
+      </w:pPr>
+      <w:r>
+        <w:rPr>
+          <w:rFonts w:ascii="Times New Roman" w:hAnsi="Times New Roman"/>
+          <w:b w:val="0"/>
+          <w:i w:val="0"/>
+          <w:sz w:val="21"/>
+        </w:rPr>
+        <w:t>Đáp số: ......................................................................................................................</w:t>
+      </w:r>
+    </w:p>
+    <w:p>
+      <w:pPr>
+        <w:spacing w:before="40" w:after="20"/>
+        <w:ind w:left="227"/>
+      </w:pPr>
+      <w:r>
+        <w:rPr>
+          <w:rFonts w:ascii="Times New Roman" w:hAnsi="Times New Roman"/>
+          <w:b/>
+          <w:i w:val="0"/>
+          <w:color w:val="C62828"/>
+          <w:sz w:val="21"/>
+        </w:rPr>
+        <w:t>c)</w:t>
+      </w:r>
+      <w:r>
+        <w:rPr>
+          <w:rFonts w:ascii="Times New Roman" w:hAnsi="Times New Roman"/>
+          <w:b w:val="0"/>
+          <w:i w:val="0"/>
+          <w:sz w:val="21"/>
+        </w:rPr>
+        <w:t xml:space="preserve"> Một bạn học sinh dùng cân này để cân khối lượng của một túi cam và ghi kết quả đo như sau: 820 g; 855 g; 870 g. Kết quả nào ghi không đúng quy tắc đo?</w:t>
+      </w:r>
+    </w:p>
+    <w:p>
+      <w:pPr>
+        <w:spacing w:before="20" w:after="40"/>
+        <w:ind w:left="454"/>
+      </w:pPr>
+      <w:r>
+        <w:rPr>
+          <w:rFonts w:ascii="Times New Roman" w:hAnsi="Times New Roman"/>
+          <w:b w:val="0"/>
+          <w:i w:val="0"/>
+          <w:sz w:val="21"/>
+        </w:rPr>
+        <w:t>Đáp số: ......................................................................................................................</w:t>
+      </w:r>
+    </w:p>
+    <w:p>
+      <w:pPr>
+        <w:spacing w:before="40" w:after="20"/>
+        <w:ind w:left="227"/>
+      </w:pPr>
+      <w:r>
+        <w:rPr>
+          <w:rFonts w:ascii="Times New Roman" w:hAnsi="Times New Roman"/>
+          <w:b/>
+          <w:i w:val="0"/>
+          <w:color w:val="C62828"/>
+          <w:sz w:val="21"/>
+        </w:rPr>
+        <w:t>d)</w:t>
+      </w:r>
+      <w:r>
+        <w:rPr>
+          <w:rFonts w:ascii="Times New Roman" w:hAnsi="Times New Roman"/>
+          <w:b w:val="0"/>
+          <w:i w:val="0"/>
+          <w:sz w:val="21"/>
+        </w:rPr>
+        <w:t xml:space="preserve"> Khi đo khối lượng của một gói bánh, một bạn học sinh quan sát được kết quả đo là kim cân nằm chính xác tại vạch số 7 sau vạch 1,3 kg. Khối lượng của túi bánh là bao nhiêu?</w:t>
+      </w:r>
+    </w:p>
+    <w:p>
+      <w:pPr>
+        <w:spacing w:before="20" w:after="40"/>
+        <w:ind w:left="454"/>
+      </w:pPr>
+      <w:r>
+        <w:rPr>
+          <w:rFonts w:ascii="Times New Roman" w:hAnsi="Times New Roman"/>
+          <w:b w:val="0"/>
+          <w:i w:val="0"/>
+          <w:sz w:val="21"/>
+        </w:rPr>
+        <w:t>Đáp số: ......................................................................................................................</w:t>
+      </w:r>
+    </w:p>
+    <w:p>
+      <w:pPr>
+        <w:spacing w:before="120" w:after="40"/>
+      </w:pPr>
+      <w:r>
+        <w:rPr>
+          <w:rFonts w:ascii="Times New Roman" w:hAnsi="Times New Roman"/>
+          <w:b/>
+          <w:i w:val="0"/>
+          <w:color w:val="2E7D32"/>
+          <w:sz w:val="23"/>
+        </w:rPr>
+        <w:t>IV. TRẮC NGHIỆM ĐÚNG SAI</w:t>
+      </w:r>
+    </w:p>
+    <w:p>
+      <w:pPr>
+        <w:spacing w:before="0" w:after="80"/>
+      </w:pPr>
+      <w:r>
+        <w:rPr>
+          <w:rFonts w:ascii="Times New Roman" w:hAnsi="Times New Roman"/>
+          <w:b w:val="0"/>
+          <w:i/>
+          <w:sz w:val="21"/>
+        </w:rPr>
+        <w:t>Trong mỗi ý a), b), c), d) ở mỗi câu, học sinh chọn Đúng hoặc Sai:</w:t>
+      </w:r>
+    </w:p>
+    <w:p>
+      <w:pPr>
+        <w:spacing w:before="80" w:after="40"/>
+      </w:pPr>
+      <w:r>
+        <w:rPr>
+          <w:rFonts w:ascii="Times New Roman" w:hAnsi="Times New Roman"/>
+          <w:b w:val="0"/>
+          <w:i w:val="0"/>
+          <w:sz w:val="21"/>
+        </w:rPr>
+        <w:t>Câu 1: Một học sinh dùng một chiếc thước thẳng có Giới hạn đo (GHĐ) là 1 m và Độ chia nhỏ nhất (ĐCNN) là 1 mm để đo chiều dài của một chiếc bàn học. Khi thực hiện phép đo, học sinh đó đặt vạch số 0 của thước trùng với một đầu của bàn, đầu kia của bàn nằm ở vạch 115,5 cm.</w:t>
+      </w:r>
+    </w:p>
+    <w:p>
+      <w:pPr>
         <w:spacing w:before="20" w:after="20"/>
         <w:ind w:left="283"/>
       </w:pPr>
       <w:r>
         <w:rPr>
           <w:rFonts w:ascii="Times New Roman" w:hAnsi="Times New Roman"/>
-          <w:b/>
-          <w:i w:val="0"/>
-          <w:color w:val="C62828"/>
+          <w:b w:val="0"/>
+          <w:i w:val="0"/>
           <w:sz w:val="21"/>
         </w:rPr>
-        <w:t>a)</w:t>
-      </w:r>
-      <w:r>
-        <w:rPr>
-          <w:rFonts w:ascii="Times New Roman" w:hAnsi="Times New Roman"/>
-          <w:b w:val="0"/>
-          <w:i w:val="0"/>
-          <w:sz w:val="21"/>
-        </w:rPr>
-        <w:t xml:space="preserve"> Chiếc cân An đang dùng hoàn toàn phù hợp để đo khối lượng của hộp bánh này.</w:t>
+        <w:t>a) Cây thước học sinh này chọn là dụng cụ phù hợp nhất để đo chiều dài chiếc bàn.   [   ] Đúng     [   ] Sai</w:t>
       </w:r>
     </w:p>
     <w:p>
@@ -2375,21 +2386,11 @@
       <w:r>
         <w:rPr>
           <w:rFonts w:ascii="Times New Roman" w:hAnsi="Times New Roman"/>
-          <w:b/>
-          <w:i w:val="0"/>
-          <w:color w:val="C62828"/>
+          <w:b w:val="0"/>
+          <w:i w:val="0"/>
           <w:sz w:val="21"/>
         </w:rPr>
-        <w:t>b)</w:t>
-      </w:r>
-      <w:r>
-        <w:rPr>
-          <w:rFonts w:ascii="Times New Roman" w:hAnsi="Times New Roman"/>
-          <w:b w:val="0"/>
-          <w:i w:val="0"/>
-          <w:sz w:val="21"/>
-        </w:rPr>
-        <w:t xml:space="preserve"> Khối lượng thực tế của hộp bánh đúng 750 g như số ghi trên vỏ hộp.</w:t>
+        <w:t>b) Kết quả đo chiều dài của chiếc bàn được ghi nhận là 115,5 cm là đúng quy tắc và chính xác.   [   ] Đúng     [   ] Sai</w:t>
       </w:r>
     </w:p>
     <w:p>
@@ -2400,21 +2401,11 @@
       <w:r>
         <w:rPr>
           <w:rFonts w:ascii="Times New Roman" w:hAnsi="Times New Roman"/>
-          <w:b/>
-          <w:i w:val="0"/>
-          <w:color w:val="C62828"/>
+          <w:b w:val="0"/>
+          <w:i w:val="0"/>
           <w:sz w:val="21"/>
         </w:rPr>
-        <w:t>c)</w:t>
-      </w:r>
-      <w:r>
-        <w:rPr>
-          <w:rFonts w:ascii="Times New Roman" w:hAnsi="Times New Roman"/>
-          <w:b w:val="0"/>
-          <w:i w:val="0"/>
-          <w:sz w:val="21"/>
-        </w:rPr>
-        <w:t xml:space="preserve"> Sai số của phép đo trong trường hợp này lớn hơn ĐCNN của cân.</w:t>
+        <w:t>c) Để đo chiếc bàn này một cách chính xác và thuận tiện hơn, nên thay bằng một chiếc thước cuộn hoặc thước dây có GHĐ lớn hơn 115,5 cm.   [   ] Đúng     [   ] Sai</w:t>
       </w:r>
     </w:p>
     <w:p>
@@ -2425,60 +2416,128 @@
       <w:r>
         <w:rPr>
           <w:rFonts w:ascii="Times New Roman" w:hAnsi="Times New Roman"/>
-          <w:b/>
-          <w:i w:val="0"/>
-          <w:color w:val="C62828"/>
+          <w:b w:val="0"/>
+          <w:i w:val="0"/>
           <w:sz w:val="21"/>
         </w:rPr>
-        <w:t>d)</w:t>
-      </w:r>
-      <w:r>
-        <w:rPr>
-          <w:rFonts w:ascii="Times New Roman" w:hAnsi="Times New Roman"/>
-          <w:b w:val="0"/>
-          <w:i w:val="0"/>
-          <w:sz w:val="21"/>
-        </w:rPr>
-        <w:t xml:space="preserve"> Nếu thay hộp bánh bằng một bao gạo nặng 2,5 kg thì chiếc cân đồng hồ trên vẫn đo tốt và bảo đảm độ bền của cân.</w:t>
+        <w:t>d) Độ chia nhỏ nhất của thước là 1 mm cho phép đọc kết quả đến độ chính xác đến mi-li-mét.   [   ] Đúng     [   ] Sai</w:t>
       </w:r>
     </w:p>
     <w:p>
       <w:pPr>
-        <w:spacing w:before="140" w:after="40"/>
-      </w:pPr>
-      <w:r>
-        <w:rPr>
-          <w:rFonts w:ascii="Times New Roman" w:hAnsi="Times New Roman"/>
-          <w:b/>
-          <w:i w:val="0"/>
-          <w:color w:val="1565C0"/>
-          <w:sz w:val="22"/>
-        </w:rPr>
-        <w:t>V. TỰ LUẬN</w:t>
+        <w:spacing w:before="80" w:after="40"/>
+      </w:pPr>
+      <w:r>
+        <w:rPr>
+          <w:rFonts w:ascii="Times New Roman" w:hAnsi="Times New Roman"/>
+          <w:b w:val="0"/>
+          <w:i w:val="0"/>
+          <w:sz w:val="21"/>
+        </w:rPr>
+        <w:t>Câu 2: Bạn An dùng một cân đồng hồ có Giới hạn đo (GHĐ) là 2 kg và Độ chia nhỏ nhất (ĐCNN) là 10 g để cân một hộp bánh có ghi khối lượng tịnh là 750 g. Khi đặt hộp bánh lên cân, kim cân chỉ vạch 760 g. An thực hiện một số nhận định sau:</w:t>
       </w:r>
     </w:p>
     <w:p>
       <w:pPr>
+        <w:spacing w:before="20" w:after="20"/>
+        <w:ind w:left="283"/>
+      </w:pPr>
+      <w:r>
+        <w:rPr>
+          <w:rFonts w:ascii="Times New Roman" w:hAnsi="Times New Roman"/>
+          <w:b w:val="0"/>
+          <w:i w:val="0"/>
+          <w:sz w:val="21"/>
+        </w:rPr>
+        <w:t>a) Chiếc cân An đang dùng hoàn toàn phù hợp để đo khối lượng của hộp bánh này.   [   ] Đúng     [   ] Sai</w:t>
+      </w:r>
+    </w:p>
+    <w:p>
+      <w:pPr>
+        <w:spacing w:before="20" w:after="20"/>
+        <w:ind w:left="283"/>
+      </w:pPr>
+      <w:r>
+        <w:rPr>
+          <w:rFonts w:ascii="Times New Roman" w:hAnsi="Times New Roman"/>
+          <w:b w:val="0"/>
+          <w:i w:val="0"/>
+          <w:sz w:val="21"/>
+        </w:rPr>
+        <w:t>b) Khối lượng thực tế của hộp bánh đúng 750 g như số ghi trên vỏ hộp.   [   ] Đúng     [   ] Sai</w:t>
+      </w:r>
+    </w:p>
+    <w:p>
+      <w:pPr>
+        <w:spacing w:before="20" w:after="20"/>
+        <w:ind w:left="283"/>
+      </w:pPr>
+      <w:r>
+        <w:rPr>
+          <w:rFonts w:ascii="Times New Roman" w:hAnsi="Times New Roman"/>
+          <w:b w:val="0"/>
+          <w:i w:val="0"/>
+          <w:sz w:val="21"/>
+        </w:rPr>
+        <w:t>c) Sai số của phép đo trong trường hợp này lớn hơn ĐCNN của cân.   [   ] Đúng     [   ] Sai</w:t>
+      </w:r>
+    </w:p>
+    <w:p>
+      <w:pPr>
+        <w:spacing w:before="20" w:after="20"/>
+        <w:ind w:left="283"/>
+      </w:pPr>
+      <w:r>
+        <w:rPr>
+          <w:rFonts w:ascii="Times New Roman" w:hAnsi="Times New Roman"/>
+          <w:b w:val="0"/>
+          <w:i w:val="0"/>
+          <w:sz w:val="21"/>
+        </w:rPr>
+        <w:t>d) Nếu thay hộp bánh bằng một bao gạo nặng 2,5 kg thì chiếc cân đồng hồ trên vẫn đo tốt và bảo đảm độ bền của cân.   [   ] Đúng     [   ] Sai</w:t>
+      </w:r>
+    </w:p>
+    <w:p>
+      <w:pPr>
+        <w:spacing w:before="120" w:after="40"/>
+      </w:pPr>
+      <w:r>
+        <w:rPr>
+          <w:rFonts w:ascii="Times New Roman" w:hAnsi="Times New Roman"/>
+          <w:b/>
+          <w:i w:val="0"/>
+          <w:color w:val="2E7D32"/>
+          <w:sz w:val="23"/>
+        </w:rPr>
+        <w:t>V. PHẦN TỰ LUẬN</w:t>
+      </w:r>
+    </w:p>
+    <w:p>
+      <w:pPr>
+        <w:spacing w:before="0" w:after="80"/>
+      </w:pPr>
+      <w:r>
+        <w:rPr>
+          <w:rFonts w:ascii="Times New Roman" w:hAnsi="Times New Roman"/>
+          <w:b w:val="0"/>
+          <w:i/>
+          <w:sz w:val="21"/>
+        </w:rPr>
+        <w:t>Học sinh trình bày chi tiết lời giải vào bài làm:</w:t>
+      </w:r>
+    </w:p>
+    <w:p>
+      <w:pPr>
         <w:spacing w:before="80" w:after="40"/>
       </w:pPr>
       <w:r>
         <w:rPr>
           <w:rFonts w:ascii="Times New Roman" w:hAnsi="Times New Roman"/>
-          <w:b/>
-          <w:i w:val="0"/>
-          <w:color w:val="C62828"/>
+          <w:b w:val="0"/>
+          <w:i w:val="0"/>
           <w:sz w:val="21"/>
         </w:rPr>
-        <w:t>Câu 1:</w:t>
-      </w:r>
-      <w:r>
-        <w:rPr>
-          <w:rFonts w:ascii="Times New Roman" w:hAnsi="Times New Roman"/>
-          <w:b w:val="0"/>
-          <w:i w:val="0"/>
-          <w:sz w:val="21"/>
-        </w:rPr>
-        <w:t xml:space="preserve"> Trên bao bì gói bánh COSY có ghi: Khối lượng tịnh 500 g. Ở bảng giá trị dinh dưỡng phía sau, nhà sản xuất cho biết cứ 10 g bánh sẽ cung cấp khoảng 100 cal.</w:t>
+        <w:t>Câu 1: Trên bao bì gói bánh COSY có ghi: Khối lượng tịnh 500 g. Ở bảng giá trị dinh dưỡng phía sau, nhà sản xuất cho biết cứ 10 g bánh sẽ cung cấp khoảng 100 cal.</w:t>
         <w:br/>
         <w:t>a) Con số “500 g” đó cho em biết điều gì?</w:t>
         <w:br/>
@@ -2487,86 +2546,91 @@
     </w:p>
     <w:p>
       <w:pPr>
-        <w:spacing w:before="20" w:after="40"/>
+        <w:spacing w:before="40" w:after="40"/>
       </w:pPr>
       <w:r>
         <w:rPr>
           <w:rFonts w:ascii="Times New Roman" w:hAnsi="Times New Roman"/>
           <w:b w:val="0"/>
           <w:i w:val="0"/>
-          <w:color w:val="6E6E6E"/>
-          <w:sz w:val="18"/>
-        </w:rPr>
-        <w:t>................................................................................................................................................................................................................</w:t>
+          <w:color w:val="B4B4B4"/>
+          <w:sz w:val="20"/>
+        </w:rPr>
+        <w:t>.........................................................................................................</w:t>
       </w:r>
     </w:p>
     <w:p>
       <w:pPr>
-        <w:spacing w:before="20" w:after="40"/>
+        <w:spacing w:before="40" w:after="40"/>
       </w:pPr>
       <w:r>
         <w:rPr>
           <w:rFonts w:ascii="Times New Roman" w:hAnsi="Times New Roman"/>
           <w:b w:val="0"/>
           <w:i w:val="0"/>
-          <w:color w:val="6E6E6E"/>
-          <w:sz w:val="18"/>
-        </w:rPr>
-        <w:t>................................................................................................................................................................................................................</w:t>
+          <w:color w:val="B4B4B4"/>
+          <w:sz w:val="20"/>
+        </w:rPr>
+        <w:t>.........................................................................................................</w:t>
       </w:r>
     </w:p>
     <w:p>
       <w:pPr>
-        <w:spacing w:before="20" w:after="40"/>
+        <w:spacing w:before="40" w:after="40"/>
       </w:pPr>
       <w:r>
         <w:rPr>
           <w:rFonts w:ascii="Times New Roman" w:hAnsi="Times New Roman"/>
           <w:b w:val="0"/>
           <w:i w:val="0"/>
-          <w:color w:val="6E6E6E"/>
-          <w:sz w:val="18"/>
-        </w:rPr>
-        <w:t>................................................................................................................................................................................................................</w:t>
+          <w:color w:val="B4B4B4"/>
+          <w:sz w:val="20"/>
+        </w:rPr>
+        <w:t>.........................................................................................................</w:t>
       </w:r>
     </w:p>
     <w:p>
       <w:pPr>
-        <w:spacing w:before="20" w:after="40"/>
+        <w:spacing w:before="40" w:after="40"/>
       </w:pPr>
       <w:r>
         <w:rPr>
           <w:rFonts w:ascii="Times New Roman" w:hAnsi="Times New Roman"/>
           <w:b w:val="0"/>
           <w:i w:val="0"/>
-          <w:color w:val="6E6E6E"/>
-          <w:sz w:val="18"/>
-        </w:rPr>
-        <w:t>................................................................................................................................................................................................................</w:t>
+          <w:color w:val="B4B4B4"/>
+          <w:sz w:val="20"/>
+        </w:rPr>
+        <w:t>.........................................................................................................</w:t>
       </w:r>
     </w:p>
     <w:p>
       <w:pPr>
+        <w:spacing w:before="40" w:after="40"/>
+      </w:pPr>
+      <w:r>
+        <w:rPr>
+          <w:rFonts w:ascii="Times New Roman" w:hAnsi="Times New Roman"/>
+          <w:b w:val="0"/>
+          <w:i w:val="0"/>
+          <w:color w:val="B4B4B4"/>
+          <w:sz w:val="20"/>
+        </w:rPr>
+        <w:t>.........................................................................................................</w:t>
+      </w:r>
+    </w:p>
+    <w:p>
+      <w:pPr>
         <w:spacing w:before="80" w:after="40"/>
       </w:pPr>
       <w:r>
         <w:rPr>
           <w:rFonts w:ascii="Times New Roman" w:hAnsi="Times New Roman"/>
-          <w:b/>
-          <w:i w:val="0"/>
-          <w:color w:val="C62828"/>
+          <w:b w:val="0"/>
+          <w:i w:val="0"/>
           <w:sz w:val="21"/>
         </w:rPr>
-        <w:t>Câu 2:</w:t>
-      </w:r>
-      <w:r>
-        <w:rPr>
-          <w:rFonts w:ascii="Times New Roman" w:hAnsi="Times New Roman"/>
-          <w:b w:val="0"/>
-          <w:i w:val="0"/>
-          <w:sz w:val="21"/>
-        </w:rPr>
-        <w:t xml:space="preserve"> Trên một thùng bánh COSY chứa 20 gói bánh cùng loại, nhà sản xuất có ghi: "Khối lượng tịnh của mỗi gói: 100 g".</w:t>
+        <w:t>Câu 2: Trên một thùng bánh COSY chứa 20 gói bánh cùng loại, nhà sản xuất có ghi: "Khối lượng tịnh của mỗi gói: 100 g".</w:t>
         <w:br/>
         <w:t>a) Con số 100 g ghi trên vỏ gói bánh cho biết điều gì?</w:t>
         <w:br/>
@@ -2575,96 +2639,130 @@
     </w:p>
     <w:p>
       <w:pPr>
-        <w:spacing w:before="20" w:after="40"/>
+        <w:spacing w:before="40" w:after="40"/>
       </w:pPr>
       <w:r>
         <w:rPr>
           <w:rFonts w:ascii="Times New Roman" w:hAnsi="Times New Roman"/>
           <w:b w:val="0"/>
           <w:i w:val="0"/>
-          <w:color w:val="6E6E6E"/>
-          <w:sz w:val="18"/>
-        </w:rPr>
-        <w:t>................................................................................................................................................................................................................</w:t>
+          <w:color w:val="B4B4B4"/>
+          <w:sz w:val="20"/>
+        </w:rPr>
+        <w:t>.........................................................................................................</w:t>
       </w:r>
     </w:p>
     <w:p>
       <w:pPr>
-        <w:spacing w:before="20" w:after="40"/>
+        <w:spacing w:before="40" w:after="40"/>
       </w:pPr>
       <w:r>
         <w:rPr>
           <w:rFonts w:ascii="Times New Roman" w:hAnsi="Times New Roman"/>
           <w:b w:val="0"/>
           <w:i w:val="0"/>
-          <w:color w:val="6E6E6E"/>
-          <w:sz w:val="18"/>
-        </w:rPr>
-        <w:t>................................................................................................................................................................................................................</w:t>
+          <w:color w:val="B4B4B4"/>
+          <w:sz w:val="20"/>
+        </w:rPr>
+        <w:t>.........................................................................................................</w:t>
       </w:r>
     </w:p>
     <w:p>
       <w:pPr>
-        <w:spacing w:before="20" w:after="40"/>
+        <w:spacing w:before="40" w:after="40"/>
       </w:pPr>
       <w:r>
         <w:rPr>
           <w:rFonts w:ascii="Times New Roman" w:hAnsi="Times New Roman"/>
           <w:b w:val="0"/>
           <w:i w:val="0"/>
-          <w:color w:val="6E6E6E"/>
-          <w:sz w:val="18"/>
-        </w:rPr>
-        <w:t>................................................................................................................................................................................................................</w:t>
+          <w:color w:val="B4B4B4"/>
+          <w:sz w:val="20"/>
+        </w:rPr>
+        <w:t>.........................................................................................................</w:t>
       </w:r>
     </w:p>
     <w:p>
       <w:pPr>
-        <w:spacing w:before="20" w:after="40"/>
+        <w:spacing w:before="40" w:after="40"/>
       </w:pPr>
       <w:r>
         <w:rPr>
           <w:rFonts w:ascii="Times New Roman" w:hAnsi="Times New Roman"/>
           <w:b w:val="0"/>
           <w:i w:val="0"/>
-          <w:color w:val="6E6E6E"/>
-          <w:sz w:val="18"/>
-        </w:rPr>
-        <w:t>................................................................................................................................................................................................................</w:t>
+          <w:color w:val="B4B4B4"/>
+          <w:sz w:val="20"/>
+        </w:rPr>
+        <w:t>.........................................................................................................</w:t>
       </w:r>
     </w:p>
     <w:p>
       <w:pPr>
-        <w:spacing w:before="200" w:after="60"/>
-      </w:pPr>
-      <w:r>
-        <w:rPr>
-          <w:rFonts w:ascii="Times New Roman" w:hAnsi="Times New Roman"/>
-          <w:b/>
-          <w:i w:val="0"/>
-          <w:color w:val="2E7D32"/>
-          <w:sz w:val="25"/>
-        </w:rPr>
-        <w:t>PHÂN MÔN HOÁ HỌC</w:t>
+        <w:spacing w:before="40" w:after="40"/>
+      </w:pPr>
+      <w:r>
+        <w:rPr>
+          <w:rFonts w:ascii="Times New Roman" w:hAnsi="Times New Roman"/>
+          <w:b w:val="0"/>
+          <w:i w:val="0"/>
+          <w:color w:val="B4B4B4"/>
+          <w:sz w:val="20"/>
+        </w:rPr>
+        <w:t>.........................................................................................................</w:t>
       </w:r>
     </w:p>
     <w:p>
       <w:pPr>
-        <w:spacing w:before="80" w:after="40"/>
+        <w:keepNext/>
+        <w:spacing w:before="200" w:after="80"/>
+        <w:pBdr>
+          <w:bottom w:val="single" w:sz="8" w:space="4" w:color="C62828"/>
+        </w:pBdr>
       </w:pPr>
       <w:r>
         <w:rPr>
           <w:rFonts w:ascii="Times New Roman" w:hAnsi="Times New Roman"/>
           <w:b/>
           <w:i w:val="0"/>
-          <w:color w:val="2E7D32"/>
-          <w:sz w:val="21"/>
-        </w:rPr>
-        <w:t>Câu 1: Chất tạo nên vật thể. Ở đâu có vật thể là ở đó có chất.</w:t>
+          <w:color w:val="C62828"/>
+          <w:sz w:val="25"/>
+        </w:rPr>
+        <w:t>PHẦN II. PHÂN MÔN HOÁ HỌC</w:t>
       </w:r>
     </w:p>
     <w:p>
       <w:pPr>
+        <w:spacing w:before="120" w:after="40"/>
+      </w:pPr>
+      <w:r>
+        <w:rPr>
+          <w:rFonts w:ascii="Times New Roman" w:hAnsi="Times New Roman"/>
+          <w:b/>
+          <w:i w:val="0"/>
+          <w:color w:val="2E7D32"/>
+          <w:sz w:val="23"/>
+        </w:rPr>
+        <w:t>LÝ THUYẾT TRỌNG TÂM HÓA HỌC</w:t>
+      </w:r>
+    </w:p>
+    <w:p>
+      <w:pPr>
+        <w:spacing w:before="80" w:after="40"/>
+      </w:pPr>
+      <w:r>
+        <w:rPr>
+          <w:rFonts w:ascii="Times New Roman" w:hAnsi="Times New Roman"/>
+          <w:b/>
+          <w:i w:val="0"/>
+          <w:color w:val="1565C0"/>
+          <w:sz w:val="21"/>
+        </w:rPr>
+        <w:t>Câu 1: Chất tạo nên vật thể. Ở đâu có vật thể là ở đó có chất.</w:t>
+      </w:r>
+    </w:p>
+    <w:p>
+      <w:pPr>
         <w:spacing w:before="20" w:after="20"/>
         <w:ind w:left="227"/>
       </w:pPr>
@@ -2777,7 +2875,7 @@
           <w:rFonts w:ascii="Times New Roman" w:hAnsi="Times New Roman"/>
           <w:b/>
           <w:i w:val="0"/>
-          <w:color w:val="2E7D32"/>
+          <w:color w:val="1565C0"/>
           <w:sz w:val="21"/>
         </w:rPr>
         <w:t>Câu 2: Mỗi chất có những tính chất vật lí và tính chất hóa học nhất định, đặc trưng cho chất.</w:t>
@@ -2852,7 +2950,7 @@
           <w:rFonts w:ascii="Times New Roman" w:hAnsi="Times New Roman"/>
           <w:b/>
           <w:i w:val="0"/>
-          <w:color w:val="2E7D32"/>
+          <w:color w:val="1565C0"/>
           <w:sz w:val="21"/>
         </w:rPr>
         <w:t>Câu 3: Đặc điểm (tính chất) cơ bản 3 thể (rắn, lỏng, khí) thông qua quan sát:</w:t>
@@ -2957,7 +3055,7 @@
           <w:rFonts w:ascii="Times New Roman" w:hAnsi="Times New Roman"/>
           <w:b/>
           <w:i w:val="0"/>
-          <w:color w:val="2E7D32"/>
+          <w:color w:val="1565C0"/>
           <w:sz w:val="21"/>
         </w:rPr>
         <w:t>Câu 4: Các khái niệm về sự chuyển thể của chất:</w:t>
@@ -3092,7 +3190,7 @@
           <w:rFonts w:ascii="Times New Roman" w:hAnsi="Times New Roman"/>
           <w:b/>
           <w:i w:val="0"/>
-          <w:color w:val="2E7D32"/>
+          <w:color w:val="1565C0"/>
           <w:sz w:val="21"/>
         </w:rPr>
         <w:t>Câu 5: Tính chất và vai trò của Oxygen:</w:t>
@@ -3175,32 +3273,36 @@
     </w:p>
     <w:p>
       <w:pPr>
-        <w:spacing w:before="200" w:after="60"/>
+        <w:keepNext/>
+        <w:spacing w:before="200" w:after="80"/>
+        <w:pBdr>
+          <w:bottom w:val="single" w:sz="8" w:space="4" w:color="C62828"/>
+        </w:pBdr>
       </w:pPr>
       <w:r>
         <w:rPr>
           <w:rFonts w:ascii="Times New Roman" w:hAnsi="Times New Roman"/>
           <w:b/>
           <w:i w:val="0"/>
-          <w:color w:val="2E7D32"/>
+          <w:color w:val="C62828"/>
           <w:sz w:val="25"/>
         </w:rPr>
-        <w:t>PHÂN MÔN SINH HỌC</w:t>
+        <w:t>PHẦN III. PHÂN MÔN SINH HỌC</w:t>
       </w:r>
     </w:p>
     <w:p>
       <w:pPr>
-        <w:spacing w:before="140" w:after="40"/>
+        <w:spacing w:before="120" w:after="40"/>
       </w:pPr>
       <w:r>
         <w:rPr>
           <w:rFonts w:ascii="Times New Roman" w:hAnsi="Times New Roman"/>
           <w:b/>
           <w:i w:val="0"/>
-          <w:color w:val="1565C0"/>
-          <w:sz w:val="22"/>
-        </w:rPr>
-        <w:t>Chương I: Mở đầu</w:t>
+          <w:color w:val="2E7D32"/>
+          <w:sz w:val="23"/>
+        </w:rPr>
+        <w:t>CHƯƠNG I: MỞ ĐẦU - DỤNG CỤ QUAN SÁT</w:t>
       </w:r>
     </w:p>
     <w:p>
@@ -3215,28 +3317,28 @@
           <w:i w:val="0"/>
           <w:sz w:val="21"/>
         </w:rPr>
-        <w:t>Trình bày được cách sử dụng, bảo quản một số dụng cụ thông thường khi học tập môn Khoa học tự nhiên (kính lúp, kính hiển vi quang học...).</w:t>
+        <w:t>• Trình bày được cách sử dụng, bảo quản một số dụng cụ thông thường khi học tập môn Khoa học tự nhiên (kính lúp, kính hiển vi quang học...).</w:t>
       </w:r>
     </w:p>
     <w:p>
       <w:pPr>
-        <w:spacing w:before="80" w:after="40"/>
+        <w:spacing w:before="60" w:after="40"/>
       </w:pPr>
       <w:r>
         <w:rPr>
           <w:rFonts w:ascii="Times New Roman" w:hAnsi="Times New Roman"/>
           <w:b/>
           <w:i w:val="0"/>
-          <w:color w:val="2E7D32"/>
+          <w:color w:val="004D40"/>
           <w:sz w:val="21"/>
         </w:rPr>
-        <w:t>BÀI TẬP MINH HOẠ:</w:t>
+        <w:t>BÀI TẬP MINH HOẠ CHƯƠNG I:</w:t>
       </w:r>
     </w:p>
     <w:p>
       <w:pPr>
-        <w:spacing w:before="60" w:after="40"/>
-        <w:ind w:left="170"/>
+        <w:spacing w:before="40" w:after="40"/>
+        <w:ind w:left="227"/>
       </w:pPr>
       <w:r>
         <w:rPr>
@@ -3260,53 +3362,53 @@
     </w:p>
     <w:p>
       <w:pPr>
-        <w:spacing w:before="20" w:after="40"/>
+        <w:spacing w:before="40" w:after="40"/>
       </w:pPr>
       <w:r>
         <w:rPr>
           <w:rFonts w:ascii="Times New Roman" w:hAnsi="Times New Roman"/>
           <w:b w:val="0"/>
           <w:i w:val="0"/>
-          <w:color w:val="6E6E6E"/>
-          <w:sz w:val="18"/>
-        </w:rPr>
-        <w:t>................................................................................................................................................................................................................</w:t>
+          <w:color w:val="B4B4B4"/>
+          <w:sz w:val="20"/>
+        </w:rPr>
+        <w:t>.........................................................................................................</w:t>
       </w:r>
     </w:p>
     <w:p>
       <w:pPr>
-        <w:spacing w:before="20" w:after="40"/>
+        <w:spacing w:before="40" w:after="40"/>
       </w:pPr>
       <w:r>
         <w:rPr>
           <w:rFonts w:ascii="Times New Roman" w:hAnsi="Times New Roman"/>
           <w:b w:val="0"/>
           <w:i w:val="0"/>
-          <w:color w:val="6E6E6E"/>
-          <w:sz w:val="18"/>
-        </w:rPr>
-        <w:t>................................................................................................................................................................................................................</w:t>
+          <w:color w:val="B4B4B4"/>
+          <w:sz w:val="20"/>
+        </w:rPr>
+        <w:t>.........................................................................................................</w:t>
       </w:r>
     </w:p>
     <w:p>
       <w:pPr>
-        <w:spacing w:before="20" w:after="40"/>
+        <w:spacing w:before="40" w:after="40"/>
       </w:pPr>
       <w:r>
         <w:rPr>
           <w:rFonts w:ascii="Times New Roman" w:hAnsi="Times New Roman"/>
           <w:b w:val="0"/>
           <w:i w:val="0"/>
-          <w:color w:val="6E6E6E"/>
-          <w:sz w:val="18"/>
-        </w:rPr>
-        <w:t>................................................................................................................................................................................................................</w:t>
+          <w:color w:val="B4B4B4"/>
+          <w:sz w:val="20"/>
+        </w:rPr>
+        <w:t>.........................................................................................................</w:t>
       </w:r>
     </w:p>
     <w:p>
       <w:pPr>
-        <w:spacing w:before="60" w:after="40"/>
-        <w:ind w:left="170"/>
+        <w:spacing w:before="40" w:after="40"/>
+        <w:ind w:left="227"/>
       </w:pPr>
       <w:r>
         <w:rPr>
@@ -3330,53 +3432,53 @@
     </w:p>
     <w:p>
       <w:pPr>
-        <w:spacing w:before="20" w:after="40"/>
+        <w:spacing w:before="40" w:after="40"/>
       </w:pPr>
       <w:r>
         <w:rPr>
           <w:rFonts w:ascii="Times New Roman" w:hAnsi="Times New Roman"/>
           <w:b w:val="0"/>
           <w:i w:val="0"/>
-          <w:color w:val="6E6E6E"/>
-          <w:sz w:val="18"/>
-        </w:rPr>
-        <w:t>................................................................................................................................................................................................................</w:t>
+          <w:color w:val="B4B4B4"/>
+          <w:sz w:val="20"/>
+        </w:rPr>
+        <w:t>.........................................................................................................</w:t>
       </w:r>
     </w:p>
     <w:p>
       <w:pPr>
-        <w:spacing w:before="20" w:after="40"/>
+        <w:spacing w:before="40" w:after="40"/>
       </w:pPr>
       <w:r>
         <w:rPr>
           <w:rFonts w:ascii="Times New Roman" w:hAnsi="Times New Roman"/>
           <w:b w:val="0"/>
           <w:i w:val="0"/>
-          <w:color w:val="6E6E6E"/>
-          <w:sz w:val="18"/>
-        </w:rPr>
-        <w:t>................................................................................................................................................................................................................</w:t>
+          <w:color w:val="B4B4B4"/>
+          <w:sz w:val="20"/>
+        </w:rPr>
+        <w:t>.........................................................................................................</w:t>
       </w:r>
     </w:p>
     <w:p>
       <w:pPr>
-        <w:spacing w:before="20" w:after="40"/>
+        <w:spacing w:before="40" w:after="40"/>
       </w:pPr>
       <w:r>
         <w:rPr>
           <w:rFonts w:ascii="Times New Roman" w:hAnsi="Times New Roman"/>
           <w:b w:val="0"/>
           <w:i w:val="0"/>
-          <w:color w:val="6E6E6E"/>
-          <w:sz w:val="18"/>
-        </w:rPr>
-        <w:t>................................................................................................................................................................................................................</w:t>
+          <w:color w:val="B4B4B4"/>
+          <w:sz w:val="20"/>
+        </w:rPr>
+        <w:t>.........................................................................................................</w:t>
       </w:r>
     </w:p>
     <w:p>
       <w:pPr>
-        <w:spacing w:before="60" w:after="40"/>
-        <w:ind w:left="170"/>
+        <w:spacing w:before="40" w:after="40"/>
+        <w:ind w:left="227"/>
       </w:pPr>
       <w:r>
         <w:rPr>
@@ -3400,53 +3502,53 @@
     </w:p>
     <w:p>
       <w:pPr>
-        <w:spacing w:before="20" w:after="40"/>
+        <w:spacing w:before="40" w:after="40"/>
       </w:pPr>
       <w:r>
         <w:rPr>
           <w:rFonts w:ascii="Times New Roman" w:hAnsi="Times New Roman"/>
           <w:b w:val="0"/>
           <w:i w:val="0"/>
-          <w:color w:val="6E6E6E"/>
-          <w:sz w:val="18"/>
-        </w:rPr>
-        <w:t>................................................................................................................................................................................................................</w:t>
+          <w:color w:val="B4B4B4"/>
+          <w:sz w:val="20"/>
+        </w:rPr>
+        <w:t>.........................................................................................................</w:t>
       </w:r>
     </w:p>
     <w:p>
       <w:pPr>
-        <w:spacing w:before="20" w:after="40"/>
+        <w:spacing w:before="40" w:after="40"/>
       </w:pPr>
       <w:r>
         <w:rPr>
           <w:rFonts w:ascii="Times New Roman" w:hAnsi="Times New Roman"/>
           <w:b w:val="0"/>
           <w:i w:val="0"/>
-          <w:color w:val="6E6E6E"/>
-          <w:sz w:val="18"/>
-        </w:rPr>
-        <w:t>................................................................................................................................................................................................................</w:t>
+          <w:color w:val="B4B4B4"/>
+          <w:sz w:val="20"/>
+        </w:rPr>
+        <w:t>.........................................................................................................</w:t>
       </w:r>
     </w:p>
     <w:p>
       <w:pPr>
-        <w:spacing w:before="20" w:after="40"/>
+        <w:spacing w:before="40" w:after="40"/>
       </w:pPr>
       <w:r>
         <w:rPr>
           <w:rFonts w:ascii="Times New Roman" w:hAnsi="Times New Roman"/>
           <w:b w:val="0"/>
           <w:i w:val="0"/>
-          <w:color w:val="6E6E6E"/>
-          <w:sz w:val="18"/>
-        </w:rPr>
-        <w:t>................................................................................................................................................................................................................</w:t>
+          <w:color w:val="B4B4B4"/>
+          <w:sz w:val="20"/>
+        </w:rPr>
+        <w:t>.........................................................................................................</w:t>
       </w:r>
     </w:p>
     <w:p>
       <w:pPr>
-        <w:spacing w:before="60" w:after="40"/>
-        <w:ind w:left="170"/>
+        <w:spacing w:before="40" w:after="40"/>
+        <w:ind w:left="227"/>
       </w:pPr>
       <w:r>
         <w:rPr>
@@ -3470,62 +3572,62 @@
     </w:p>
     <w:p>
       <w:pPr>
-        <w:spacing w:before="20" w:after="40"/>
+        <w:spacing w:before="40" w:after="40"/>
       </w:pPr>
       <w:r>
         <w:rPr>
           <w:rFonts w:ascii="Times New Roman" w:hAnsi="Times New Roman"/>
           <w:b w:val="0"/>
           <w:i w:val="0"/>
-          <w:color w:val="6E6E6E"/>
-          <w:sz w:val="18"/>
-        </w:rPr>
-        <w:t>................................................................................................................................................................................................................</w:t>
+          <w:color w:val="B4B4B4"/>
+          <w:sz w:val="20"/>
+        </w:rPr>
+        <w:t>.........................................................................................................</w:t>
       </w:r>
     </w:p>
     <w:p>
       <w:pPr>
-        <w:spacing w:before="20" w:after="40"/>
+        <w:spacing w:before="40" w:after="40"/>
       </w:pPr>
       <w:r>
         <w:rPr>
           <w:rFonts w:ascii="Times New Roman" w:hAnsi="Times New Roman"/>
           <w:b w:val="0"/>
           <w:i w:val="0"/>
-          <w:color w:val="6E6E6E"/>
-          <w:sz w:val="18"/>
-        </w:rPr>
-        <w:t>................................................................................................................................................................................................................</w:t>
+          <w:color w:val="B4B4B4"/>
+          <w:sz w:val="20"/>
+        </w:rPr>
+        <w:t>.........................................................................................................</w:t>
       </w:r>
     </w:p>
     <w:p>
       <w:pPr>
-        <w:spacing w:before="20" w:after="40"/>
+        <w:spacing w:before="40" w:after="40"/>
       </w:pPr>
       <w:r>
         <w:rPr>
           <w:rFonts w:ascii="Times New Roman" w:hAnsi="Times New Roman"/>
           <w:b w:val="0"/>
           <w:i w:val="0"/>
-          <w:color w:val="6E6E6E"/>
-          <w:sz w:val="18"/>
-        </w:rPr>
-        <w:t>................................................................................................................................................................................................................</w:t>
+          <w:color w:val="B4B4B4"/>
+          <w:sz w:val="20"/>
+        </w:rPr>
+        <w:t>.........................................................................................................</w:t>
       </w:r>
     </w:p>
     <w:p>
       <w:pPr>
-        <w:spacing w:before="140" w:after="40"/>
+        <w:spacing w:before="120" w:after="40"/>
       </w:pPr>
       <w:r>
         <w:rPr>
           <w:rFonts w:ascii="Times New Roman" w:hAnsi="Times New Roman"/>
           <w:b/>
           <w:i w:val="0"/>
-          <w:color w:val="1565C0"/>
-          <w:sz w:val="22"/>
-        </w:rPr>
-        <w:t>Chương V. Tế bào – đơn vị cơ sở của sự sống</w:t>
+          <w:color w:val="2E7D32"/>
+          <w:sz w:val="23"/>
+        </w:rPr>
+        <w:t>CHƯƠNG V: TẾ BÀO – ĐƠN VỊ CƠ SỞ CỦA SỰ SỐNG</w:t>
       </w:r>
     </w:p>
     <w:p>
@@ -3725,23 +3827,23 @@
     </w:p>
     <w:p>
       <w:pPr>
-        <w:spacing w:before="80" w:after="40"/>
+        <w:spacing w:before="60" w:after="40"/>
       </w:pPr>
       <w:r>
         <w:rPr>
           <w:rFonts w:ascii="Times New Roman" w:hAnsi="Times New Roman"/>
           <w:b/>
           <w:i w:val="0"/>
-          <w:color w:val="2E7D32"/>
+          <w:color w:val="004D40"/>
           <w:sz w:val="21"/>
         </w:rPr>
-        <w:t>BÀI TẬP MINH HOẠ:</w:t>
+        <w:t>BÀI TẬP MINH HOẠ CHƯƠNG V:</w:t>
       </w:r>
     </w:p>
     <w:p>
       <w:pPr>
-        <w:spacing w:before="60" w:after="40"/>
-        <w:ind w:left="170"/>
+        <w:spacing w:before="40" w:after="40"/>
+        <w:ind w:left="227"/>
       </w:pPr>
       <w:r>
         <w:rPr>
@@ -3765,53 +3867,68 @@
     </w:p>
     <w:p>
       <w:pPr>
-        <w:spacing w:before="20" w:after="40"/>
+        <w:spacing w:before="40" w:after="40"/>
       </w:pPr>
       <w:r>
         <w:rPr>
           <w:rFonts w:ascii="Times New Roman" w:hAnsi="Times New Roman"/>
           <w:b w:val="0"/>
           <w:i w:val="0"/>
-          <w:color w:val="6E6E6E"/>
-          <w:sz w:val="18"/>
-        </w:rPr>
-        <w:t>................................................................................................................................................................................................................</w:t>
+          <w:color w:val="B4B4B4"/>
+          <w:sz w:val="20"/>
+        </w:rPr>
+        <w:t>.........................................................................................................</w:t>
       </w:r>
     </w:p>
     <w:p>
       <w:pPr>
-        <w:spacing w:before="20" w:after="40"/>
+        <w:spacing w:before="40" w:after="40"/>
       </w:pPr>
       <w:r>
         <w:rPr>
           <w:rFonts w:ascii="Times New Roman" w:hAnsi="Times New Roman"/>
           <w:b w:val="0"/>
           <w:i w:val="0"/>
-          <w:color w:val="6E6E6E"/>
-          <w:sz w:val="18"/>
-        </w:rPr>
-        <w:t>................................................................................................................................................................................................................</w:t>
+          <w:color w:val="B4B4B4"/>
+          <w:sz w:val="20"/>
+        </w:rPr>
+        <w:t>.........................................................................................................</w:t>
       </w:r>
     </w:p>
     <w:p>
       <w:pPr>
-        <w:spacing w:before="20" w:after="40"/>
+        <w:spacing w:before="40" w:after="40"/>
       </w:pPr>
       <w:r>
         <w:rPr>
           <w:rFonts w:ascii="Times New Roman" w:hAnsi="Times New Roman"/>
           <w:b w:val="0"/>
           <w:i w:val="0"/>
-          <w:color w:val="6E6E6E"/>
-          <w:sz w:val="18"/>
-        </w:rPr>
-        <w:t>................................................................................................................................................................................................................</w:t>
+          <w:color w:val="B4B4B4"/>
+          <w:sz w:val="20"/>
+        </w:rPr>
+        <w:t>.........................................................................................................</w:t>
       </w:r>
     </w:p>
     <w:p>
       <w:pPr>
-        <w:spacing w:before="60" w:after="40"/>
-        <w:ind w:left="170"/>
+        <w:spacing w:before="40" w:after="40"/>
+      </w:pPr>
+      <w:r>
+        <w:rPr>
+          <w:rFonts w:ascii="Times New Roman" w:hAnsi="Times New Roman"/>
+          <w:b w:val="0"/>
+          <w:i w:val="0"/>
+          <w:color w:val="B4B4B4"/>
+          <w:sz w:val="20"/>
+        </w:rPr>
+        <w:t>.........................................................................................................</w:t>
+      </w:r>
+    </w:p>
+    <w:p>
+      <w:pPr>
+        <w:spacing w:before="40" w:after="40"/>
+        <w:ind w:left="227"/>
       </w:pPr>
       <w:r>
         <w:rPr>
@@ -3835,53 +3952,68 @@
     </w:p>
     <w:p>
       <w:pPr>
-        <w:spacing w:before="20" w:after="40"/>
+        <w:spacing w:before="40" w:after="40"/>
       </w:pPr>
       <w:r>
         <w:rPr>
           <w:rFonts w:ascii="Times New Roman" w:hAnsi="Times New Roman"/>
           <w:b w:val="0"/>
           <w:i w:val="0"/>
-          <w:color w:val="6E6E6E"/>
-          <w:sz w:val="18"/>
-        </w:rPr>
-        <w:t>................................................................................................................................................................................................................</w:t>
+          <w:color w:val="B4B4B4"/>
+          <w:sz w:val="20"/>
+        </w:rPr>
+        <w:t>.........................................................................................................</w:t>
       </w:r>
     </w:p>
     <w:p>
       <w:pPr>
-        <w:spacing w:before="20" w:after="40"/>
+        <w:spacing w:before="40" w:after="40"/>
       </w:pPr>
       <w:r>
         <w:rPr>
           <w:rFonts w:ascii="Times New Roman" w:hAnsi="Times New Roman"/>
           <w:b w:val="0"/>
           <w:i w:val="0"/>
-          <w:color w:val="6E6E6E"/>
-          <w:sz w:val="18"/>
-        </w:rPr>
-        <w:t>................................................................................................................................................................................................................</w:t>
+          <w:color w:val="B4B4B4"/>
+          <w:sz w:val="20"/>
+        </w:rPr>
+        <w:t>.........................................................................................................</w:t>
       </w:r>
     </w:p>
     <w:p>
       <w:pPr>
-        <w:spacing w:before="20" w:after="40"/>
+        <w:spacing w:before="40" w:after="40"/>
       </w:pPr>
       <w:r>
         <w:rPr>
           <w:rFonts w:ascii="Times New Roman" w:hAnsi="Times New Roman"/>
           <w:b w:val="0"/>
           <w:i w:val="0"/>
-          <w:color w:val="6E6E6E"/>
-          <w:sz w:val="18"/>
-        </w:rPr>
-        <w:t>................................................................................................................................................................................................................</w:t>
+          <w:color w:val="B4B4B4"/>
+          <w:sz w:val="20"/>
+        </w:rPr>
+        <w:t>.........................................................................................................</w:t>
       </w:r>
     </w:p>
     <w:p>
       <w:pPr>
-        <w:spacing w:before="60" w:after="40"/>
-        <w:ind w:left="170"/>
+        <w:spacing w:before="40" w:after="40"/>
+      </w:pPr>
+      <w:r>
+        <w:rPr>
+          <w:rFonts w:ascii="Times New Roman" w:hAnsi="Times New Roman"/>
+          <w:b w:val="0"/>
+          <w:i w:val="0"/>
+          <w:color w:val="B4B4B4"/>
+          <w:sz w:val="20"/>
+        </w:rPr>
+        <w:t>.........................................................................................................</w:t>
+      </w:r>
+    </w:p>
+    <w:p>
+      <w:pPr>
+        <w:spacing w:before="40" w:after="40"/>
+        <w:ind w:left="227"/>
       </w:pPr>
       <w:r>
         <w:rPr>
@@ -3905,53 +4037,68 @@
     </w:p>
     <w:p>
       <w:pPr>
-        <w:spacing w:before="20" w:after="40"/>
+        <w:spacing w:before="40" w:after="40"/>
       </w:pPr>
       <w:r>
         <w:rPr>
           <w:rFonts w:ascii="Times New Roman" w:hAnsi="Times New Roman"/>
           <w:b w:val="0"/>
           <w:i w:val="0"/>
-          <w:color w:val="6E6E6E"/>
-          <w:sz w:val="18"/>
-        </w:rPr>
-        <w:t>................................................................................................................................................................................................................</w:t>
+          <w:color w:val="B4B4B4"/>
+          <w:sz w:val="20"/>
+        </w:rPr>
+        <w:t>.........................................................................................................</w:t>
       </w:r>
     </w:p>
     <w:p>
       <w:pPr>
-        <w:spacing w:before="20" w:after="40"/>
+        <w:spacing w:before="40" w:after="40"/>
       </w:pPr>
       <w:r>
         <w:rPr>
           <w:rFonts w:ascii="Times New Roman" w:hAnsi="Times New Roman"/>
           <w:b w:val="0"/>
           <w:i w:val="0"/>
-          <w:color w:val="6E6E6E"/>
-          <w:sz w:val="18"/>
-        </w:rPr>
-        <w:t>................................................................................................................................................................................................................</w:t>
+          <w:color w:val="B4B4B4"/>
+          <w:sz w:val="20"/>
+        </w:rPr>
+        <w:t>.........................................................................................................</w:t>
       </w:r>
     </w:p>
     <w:p>
       <w:pPr>
-        <w:spacing w:before="20" w:after="40"/>
+        <w:spacing w:before="40" w:after="40"/>
       </w:pPr>
       <w:r>
         <w:rPr>
           <w:rFonts w:ascii="Times New Roman" w:hAnsi="Times New Roman"/>
           <w:b w:val="0"/>
           <w:i w:val="0"/>
-          <w:color w:val="6E6E6E"/>
-          <w:sz w:val="18"/>
-        </w:rPr>
-        <w:t>................................................................................................................................................................................................................</w:t>
+          <w:color w:val="B4B4B4"/>
+          <w:sz w:val="20"/>
+        </w:rPr>
+        <w:t>.........................................................................................................</w:t>
       </w:r>
     </w:p>
     <w:p>
       <w:pPr>
-        <w:spacing w:before="60" w:after="40"/>
-        <w:ind w:left="170"/>
+        <w:spacing w:before="40" w:after="40"/>
+      </w:pPr>
+      <w:r>
+        <w:rPr>
+          <w:rFonts w:ascii="Times New Roman" w:hAnsi="Times New Roman"/>
+          <w:b w:val="0"/>
+          <w:i w:val="0"/>
+          <w:color w:val="B4B4B4"/>
+          <w:sz w:val="20"/>
+        </w:rPr>
+        <w:t>.........................................................................................................</w:t>
+      </w:r>
+    </w:p>
+    <w:p>
+      <w:pPr>
+        <w:spacing w:before="40" w:after="40"/>
+        <w:ind w:left="227"/>
       </w:pPr>
       <w:r>
         <w:rPr>
@@ -3975,66 +4122,81 @@
     </w:p>
     <w:p>
       <w:pPr>
-        <w:spacing w:before="20" w:after="40"/>
+        <w:spacing w:before="40" w:after="40"/>
       </w:pPr>
       <w:r>
         <w:rPr>
           <w:rFonts w:ascii="Times New Roman" w:hAnsi="Times New Roman"/>
           <w:b w:val="0"/>
           <w:i w:val="0"/>
-          <w:color w:val="6E6E6E"/>
-          <w:sz w:val="18"/>
-        </w:rPr>
-        <w:t>................................................................................................................................................................................................................</w:t>
+          <w:color w:val="B4B4B4"/>
+          <w:sz w:val="20"/>
+        </w:rPr>
+        <w:t>.........................................................................................................</w:t>
       </w:r>
     </w:p>
     <w:p>
       <w:pPr>
-        <w:spacing w:before="20" w:after="40"/>
+        <w:spacing w:before="40" w:after="40"/>
       </w:pPr>
       <w:r>
         <w:rPr>
           <w:rFonts w:ascii="Times New Roman" w:hAnsi="Times New Roman"/>
           <w:b w:val="0"/>
           <w:i w:val="0"/>
-          <w:color w:val="6E6E6E"/>
-          <w:sz w:val="18"/>
-        </w:rPr>
-        <w:t>................................................................................................................................................................................................................</w:t>
+          <w:color w:val="B4B4B4"/>
+          <w:sz w:val="20"/>
+        </w:rPr>
+        <w:t>.........................................................................................................</w:t>
       </w:r>
     </w:p>
     <w:p>
       <w:pPr>
-        <w:spacing w:before="20" w:after="40"/>
+        <w:spacing w:before="40" w:after="40"/>
       </w:pPr>
       <w:r>
         <w:rPr>
           <w:rFonts w:ascii="Times New Roman" w:hAnsi="Times New Roman"/>
           <w:b w:val="0"/>
           <w:i w:val="0"/>
-          <w:color w:val="6E6E6E"/>
-          <w:sz w:val="18"/>
-        </w:rPr>
-        <w:t>................................................................................................................................................................................................................</w:t>
+          <w:color w:val="B4B4B4"/>
+          <w:sz w:val="20"/>
+        </w:rPr>
+        <w:t>.........................................................................................................</w:t>
       </w:r>
     </w:p>
     <w:p>
       <w:pPr>
-        <w:spacing w:before="140" w:after="40"/>
-      </w:pPr>
-      <w:r>
-        <w:rPr>
-          <w:rFonts w:ascii="Times New Roman" w:hAnsi="Times New Roman"/>
-          <w:b/>
-          <w:i w:val="0"/>
-          <w:color w:val="1565C0"/>
-          <w:sz w:val="22"/>
-        </w:rPr>
-        <w:t>Chương VI. Từ tế bào đến cơ thể</w:t>
+        <w:spacing w:before="40" w:after="40"/>
+      </w:pPr>
+      <w:r>
+        <w:rPr>
+          <w:rFonts w:ascii="Times New Roman" w:hAnsi="Times New Roman"/>
+          <w:b w:val="0"/>
+          <w:i w:val="0"/>
+          <w:color w:val="B4B4B4"/>
+          <w:sz w:val="20"/>
+        </w:rPr>
+        <w:t>.........................................................................................................</w:t>
       </w:r>
     </w:p>
     <w:p>
       <w:pPr>
+        <w:spacing w:before="120" w:after="40"/>
+      </w:pPr>
+      <w:r>
+        <w:rPr>
+          <w:rFonts w:ascii="Times New Roman" w:hAnsi="Times New Roman"/>
+          <w:b/>
+          <w:i w:val="0"/>
+          <w:color w:val="2E7D32"/>
+          <w:sz w:val="23"/>
+        </w:rPr>
+        <w:t>CHƯƠNG VI: TỪ TẾ BÀO ĐẾN CƠ THỂ</w:t>
+      </w:r>
+    </w:p>
+    <w:p>
+      <w:pPr>
         <w:spacing w:before="20" w:after="20"/>
         <w:ind w:left="227"/>
       </w:pPr>
@@ -4095,23 +4257,23 @@
     </w:p>
     <w:p>
       <w:pPr>
-        <w:spacing w:before="80" w:after="40"/>
+        <w:spacing w:before="60" w:after="40"/>
       </w:pPr>
       <w:r>
         <w:rPr>
           <w:rFonts w:ascii="Times New Roman" w:hAnsi="Times New Roman"/>
           <w:b/>
           <w:i w:val="0"/>
-          <w:color w:val="2E7D32"/>
+          <w:color w:val="004D40"/>
           <w:sz w:val="21"/>
         </w:rPr>
-        <w:t>BÀI TẬP MINH HOẠ:</w:t>
+        <w:t>BÀI TẬP MINH HOẠ CHƯƠNG VI:</w:t>
       </w:r>
     </w:p>
     <w:p>
       <w:pPr>
-        <w:spacing w:before="60" w:after="40"/>
-        <w:ind w:left="170"/>
+        <w:spacing w:before="40" w:after="40"/>
+        <w:ind w:left="227"/>
       </w:pPr>
       <w:r>
         <w:rPr>
@@ -4135,53 +4297,68 @@
     </w:p>
     <w:p>
       <w:pPr>
-        <w:spacing w:before="20" w:after="40"/>
+        <w:spacing w:before="40" w:after="40"/>
       </w:pPr>
       <w:r>
         <w:rPr>
           <w:rFonts w:ascii="Times New Roman" w:hAnsi="Times New Roman"/>
           <w:b w:val="0"/>
           <w:i w:val="0"/>
-          <w:color w:val="6E6E6E"/>
-          <w:sz w:val="18"/>
-        </w:rPr>
-        <w:t>................................................................................................................................................................................................................</w:t>
+          <w:color w:val="B4B4B4"/>
+          <w:sz w:val="20"/>
+        </w:rPr>
+        <w:t>.........................................................................................................</w:t>
       </w:r>
     </w:p>
     <w:p>
       <w:pPr>
-        <w:spacing w:before="20" w:after="40"/>
+        <w:spacing w:before="40" w:after="40"/>
       </w:pPr>
       <w:r>
         <w:rPr>
           <w:rFonts w:ascii="Times New Roman" w:hAnsi="Times New Roman"/>
           <w:b w:val="0"/>
           <w:i w:val="0"/>
-          <w:color w:val="6E6E6E"/>
-          <w:sz w:val="18"/>
-        </w:rPr>
-        <w:t>................................................................................................................................................................................................................</w:t>
+          <w:color w:val="B4B4B4"/>
+          <w:sz w:val="20"/>
+        </w:rPr>
+        <w:t>.........................................................................................................</w:t>
       </w:r>
     </w:p>
     <w:p>
       <w:pPr>
-        <w:spacing w:before="20" w:after="40"/>
+        <w:spacing w:before="40" w:after="40"/>
       </w:pPr>
       <w:r>
         <w:rPr>
           <w:rFonts w:ascii="Times New Roman" w:hAnsi="Times New Roman"/>
           <w:b w:val="0"/>
           <w:i w:val="0"/>
-          <w:color w:val="6E6E6E"/>
-          <w:sz w:val="18"/>
-        </w:rPr>
-        <w:t>................................................................................................................................................................................................................</w:t>
+          <w:color w:val="B4B4B4"/>
+          <w:sz w:val="20"/>
+        </w:rPr>
+        <w:t>.........................................................................................................</w:t>
       </w:r>
     </w:p>
     <w:p>
       <w:pPr>
-        <w:spacing w:before="60" w:after="40"/>
-        <w:ind w:left="170"/>
+        <w:spacing w:before="40" w:after="40"/>
+      </w:pPr>
+      <w:r>
+        <w:rPr>
+          <w:rFonts w:ascii="Times New Roman" w:hAnsi="Times New Roman"/>
+          <w:b w:val="0"/>
+          <w:i w:val="0"/>
+          <w:color w:val="B4B4B4"/>
+          <w:sz w:val="20"/>
+        </w:rPr>
+        <w:t>.........................................................................................................</w:t>
+      </w:r>
+    </w:p>
+    <w:p>
+      <w:pPr>
+        <w:spacing w:before="40" w:after="40"/>
+        <w:ind w:left="227"/>
       </w:pPr>
       <w:r>
         <w:rPr>
@@ -4205,51 +4382,66 @@
     </w:p>
     <w:p>
       <w:pPr>
-        <w:spacing w:before="20" w:after="40"/>
+        <w:spacing w:before="40" w:after="40"/>
       </w:pPr>
       <w:r>
         <w:rPr>
           <w:rFonts w:ascii="Times New Roman" w:hAnsi="Times New Roman"/>
           <w:b w:val="0"/>
           <w:i w:val="0"/>
-          <w:color w:val="6E6E6E"/>
-          <w:sz w:val="18"/>
-        </w:rPr>
-        <w:t>................................................................................................................................................................................................................</w:t>
+          <w:color w:val="B4B4B4"/>
+          <w:sz w:val="20"/>
+        </w:rPr>
+        <w:t>.........................................................................................................</w:t>
       </w:r>
     </w:p>
     <w:p>
       <w:pPr>
-        <w:spacing w:before="20" w:after="40"/>
+        <w:spacing w:before="40" w:after="40"/>
       </w:pPr>
       <w:r>
         <w:rPr>
           <w:rFonts w:ascii="Times New Roman" w:hAnsi="Times New Roman"/>
           <w:b w:val="0"/>
           <w:i w:val="0"/>
-          <w:color w:val="6E6E6E"/>
-          <w:sz w:val="18"/>
-        </w:rPr>
-        <w:t>................................................................................................................................................................................................................</w:t>
+          <w:color w:val="B4B4B4"/>
+          <w:sz w:val="20"/>
+        </w:rPr>
+        <w:t>.........................................................................................................</w:t>
       </w:r>
     </w:p>
     <w:p>
       <w:pPr>
-        <w:spacing w:before="20" w:after="40"/>
+        <w:spacing w:before="40" w:after="40"/>
       </w:pPr>
       <w:r>
         <w:rPr>
           <w:rFonts w:ascii="Times New Roman" w:hAnsi="Times New Roman"/>
           <w:b w:val="0"/>
           <w:i w:val="0"/>
-          <w:color w:val="6E6E6E"/>
-          <w:sz w:val="18"/>
-        </w:rPr>
-        <w:t>................................................................................................................................................................................................................</w:t>
+          <w:color w:val="B4B4B4"/>
+          <w:sz w:val="20"/>
+        </w:rPr>
+        <w:t>.........................................................................................................</w:t>
       </w:r>
     </w:p>
     <w:p>
       <w:pPr>
+        <w:spacing w:before="40" w:after="40"/>
+      </w:pPr>
+      <w:r>
+        <w:rPr>
+          <w:rFonts w:ascii="Times New Roman" w:hAnsi="Times New Roman"/>
+          <w:b w:val="0"/>
+          <w:i w:val="0"/>
+          <w:color w:val="B4B4B4"/>
+          <w:sz w:val="20"/>
+        </w:rPr>
+        <w:t>.........................................................................................................</w:t>
+      </w:r>
+    </w:p>
+    <w:p>
+      <w:pPr>
         <w:spacing w:before="240" w:after="120"/>
         <w:jc w:val="center"/>
       </w:pPr>
@@ -4257,31 +4449,11 @@
         <w:rPr>
           <w:rFonts w:ascii="Times New Roman" w:hAnsi="Times New Roman"/>
           <w:b/>
-          <w:i w:val="0"/>
+          <w:i/>
           <w:color w:val="2E7D32"/>
           <w:sz w:val="22"/>
         </w:rPr>
-        <w:t xml:space="preserve">=== </w:t>
-      </w:r>
-      <w:r>
-        <w:rPr>
-          <w:rFonts w:ascii="Times New Roman" w:hAnsi="Times New Roman"/>
-          <w:b/>
-          <w:i w:val="0"/>
-          <w:color w:val="2E7D32"/>
-          <w:sz w:val="22"/>
-        </w:rPr>
-        <w:t>HẾT</w:t>
-      </w:r>
-      <w:r>
-        <w:rPr>
-          <w:rFonts w:ascii="Times New Roman" w:hAnsi="Times New Roman"/>
-          <w:b/>
-          <w:i w:val="0"/>
-          <w:color w:val="2E7D32"/>
-          <w:sz w:val="22"/>
-        </w:rPr>
-        <w:t xml:space="preserve"> ===</w:t>
+        <w:t>--- HẾT ---</w:t>
       </w:r>
     </w:p>
     <w:sectPr>
